--- a/docs/comercial/sustentacion-precio-brujula.docx
+++ b/docs/comercial/sustentacion-precio-brujula.docx
@@ -486,7 +486,7 @@
                 <w:sz w:val="20"/>
                 <w:szCs w:val="20"/>
               </w:rPr>
-              <w:t xml:space="preserve">Resend (correo transaccional)</w:t>
+              <w:t xml:space="preserve">Dominio propio</w:t>
             </w:r>
           </w:p>
         </w:tc>
@@ -515,7 +515,7 @@
                 <w:sz w:val="20"/>
                 <w:szCs w:val="20"/>
               </w:rPr>
-              <w:t xml:space="preserve">USD 20,00</w:t>
+              <w:t xml:space="preserve">USD 1,25</w:t>
             </w:r>
           </w:p>
         </w:tc>
@@ -544,7 +544,7 @@
                 <w:sz w:val="20"/>
                 <w:szCs w:val="20"/>
               </w:rPr>
-              <w:t xml:space="preserve">$64.000</w:t>
+              <w:t xml:space="preserve">$4.000</w:t>
             </w:r>
           </w:p>
         </w:tc>
@@ -553,7 +553,98 @@
         <w:tc>
           <w:tcPr>
             <w:tcW w:type="dxa" w:w="4760"/>
-            <w:shd w:fill="F7FAFD" w:color="auto" w:val="clear"/>
+            <w:shd w:fill="E9F0F8" w:color="auto" w:val="clear"/>
+            <w:tcMar>
+              <w:top w:type="dxa" w:w="90"/>
+              <w:left w:type="dxa" w:w="130"/>
+              <w:bottom w:type="dxa" w:w="90"/>
+              <w:right w:type="dxa" w:w="130"/>
+            </w:tcMar>
+            <w:vAlign w:val="center"/>
+          </w:tcPr>
+          <w:p>
+            <w:pPr>
+              <w:spacing w:after="0" w:line="252"/>
+              <w:jc w:val="left"/>
+            </w:pPr>
+            <w:r>
+              <w:rPr>
+                <w:rFonts w:ascii="Calibri" w:cs="Calibri" w:eastAsia="Calibri" w:hAnsi="Calibri"/>
+                <w:b/>
+                <w:bCs/>
+                <w:color w:val="1A1A1A"/>
+                <w:sz w:val="20"/>
+                <w:szCs w:val="20"/>
+              </w:rPr>
+              <w:t xml:space="preserve">Subtotal infraestructura</w:t>
+            </w:r>
+          </w:p>
+        </w:tc>
+        <w:tc>
+          <w:tcPr>
+            <w:tcW w:type="dxa" w:w="2300"/>
+            <w:shd w:fill="E9F0F8" w:color="auto" w:val="clear"/>
+            <w:tcMar>
+              <w:top w:type="dxa" w:w="90"/>
+              <w:left w:type="dxa" w:w="130"/>
+              <w:bottom w:type="dxa" w:w="90"/>
+              <w:right w:type="dxa" w:w="130"/>
+            </w:tcMar>
+            <w:vAlign w:val="center"/>
+          </w:tcPr>
+          <w:p>
+            <w:pPr>
+              <w:spacing w:after="0" w:line="252"/>
+              <w:jc w:val="right"/>
+            </w:pPr>
+            <w:r>
+              <w:rPr>
+                <w:rFonts w:ascii="Calibri" w:cs="Calibri" w:eastAsia="Calibri" w:hAnsi="Calibri"/>
+                <w:b/>
+                <w:bCs/>
+                <w:color w:val="1A1A1A"/>
+                <w:sz w:val="20"/>
+                <w:szCs w:val="20"/>
+              </w:rPr>
+              <w:t xml:space="preserve">USD 46,25</w:t>
+            </w:r>
+          </w:p>
+        </w:tc>
+        <w:tc>
+          <w:tcPr>
+            <w:tcW w:type="dxa" w:w="2300"/>
+            <w:shd w:fill="E9F0F8" w:color="auto" w:val="clear"/>
+            <w:tcMar>
+              <w:top w:type="dxa" w:w="90"/>
+              <w:left w:type="dxa" w:w="130"/>
+              <w:bottom w:type="dxa" w:w="90"/>
+              <w:right w:type="dxa" w:w="130"/>
+            </w:tcMar>
+            <w:vAlign w:val="center"/>
+          </w:tcPr>
+          <w:p>
+            <w:pPr>
+              <w:spacing w:after="0" w:line="252"/>
+              <w:jc w:val="right"/>
+            </w:pPr>
+            <w:r>
+              <w:rPr>
+                <w:rFonts w:ascii="Calibri" w:cs="Calibri" w:eastAsia="Calibri" w:hAnsi="Calibri"/>
+                <w:b/>
+                <w:bCs/>
+                <w:color w:val="1A1A1A"/>
+                <w:sz w:val="20"/>
+                <w:szCs w:val="20"/>
+              </w:rPr>
+              <w:t xml:space="preserve">$148.000</w:t>
+            </w:r>
+          </w:p>
+        </w:tc>
+      </w:tr>
+      <w:tr>
+        <w:tc>
+          <w:tcPr>
+            <w:tcW w:type="dxa" w:w="4760"/>
             <w:tcMar>
               <w:top w:type="dxa" w:w="90"/>
               <w:left w:type="dxa" w:w="130"/>
@@ -576,14 +667,13 @@
                 <w:sz w:val="20"/>
                 <w:szCs w:val="20"/>
               </w:rPr>
-              <w:t xml:space="preserve">Sentry (monitoreo de errores)</w:t>
+              <w:t xml:space="preserve">Overhead asignado · 40,0 % de $7.500.000</w:t>
             </w:r>
           </w:p>
         </w:tc>
         <w:tc>
           <w:tcPr>
             <w:tcW w:type="dxa" w:w="2300"/>
-            <w:shd w:fill="F7FAFD" w:color="auto" w:val="clear"/>
             <w:tcMar>
               <w:top w:type="dxa" w:w="90"/>
               <w:left w:type="dxa" w:w="130"/>
@@ -606,14 +696,13 @@
                 <w:sz w:val="20"/>
                 <w:szCs w:val="20"/>
               </w:rPr>
-              <w:t xml:space="preserve">USD 26,00</w:t>
+              <w:t xml:space="preserve">—</w:t>
             </w:r>
           </w:p>
         </w:tc>
         <w:tc>
           <w:tcPr>
             <w:tcW w:type="dxa" w:w="2300"/>
-            <w:shd w:fill="F7FAFD" w:color="auto" w:val="clear"/>
             <w:tcMar>
               <w:top w:type="dxa" w:w="90"/>
               <w:left w:type="dxa" w:w="130"/>
@@ -636,7 +725,7 @@
                 <w:sz w:val="20"/>
                 <w:szCs w:val="20"/>
               </w:rPr>
-              <w:t xml:space="preserve">$83.200</w:t>
+              <w:t xml:space="preserve">$3.000.000</w:t>
             </w:r>
           </w:p>
         </w:tc>
@@ -645,87 +734,88 @@
         <w:tc>
           <w:tcPr>
             <w:tcW w:type="dxa" w:w="4760"/>
-            <w:tcMar>
-              <w:top w:type="dxa" w:w="90"/>
-              <w:left w:type="dxa" w:w="130"/>
-              <w:bottom w:type="dxa" w:w="90"/>
-              <w:right w:type="dxa" w:w="130"/>
-            </w:tcMar>
-            <w:vAlign w:val="center"/>
-          </w:tcPr>
-          <w:p>
-            <w:pPr>
-              <w:spacing w:after="0" w:line="252"/>
-              <w:jc w:val="left"/>
-            </w:pPr>
-            <w:r>
-              <w:rPr>
-                <w:rFonts w:ascii="Calibri" w:cs="Calibri" w:eastAsia="Calibri" w:hAnsi="Calibri"/>
-                <w:b w:val="function bold() { [native code] }"/>
-                <w:bCs w:val="function bold() { [native code] }"/>
-                <w:color w:val="1A1A1A"/>
-                <w:sz w:val="20"/>
-                <w:szCs w:val="20"/>
-              </w:rPr>
-              <w:t xml:space="preserve">Dominio propio</w:t>
+            <w:shd w:fill="E9F0F8" w:color="auto" w:val="clear"/>
+            <w:tcMar>
+              <w:top w:type="dxa" w:w="90"/>
+              <w:left w:type="dxa" w:w="130"/>
+              <w:bottom w:type="dxa" w:w="90"/>
+              <w:right w:type="dxa" w:w="130"/>
+            </w:tcMar>
+            <w:vAlign w:val="center"/>
+          </w:tcPr>
+          <w:p>
+            <w:pPr>
+              <w:spacing w:after="0" w:line="252"/>
+              <w:jc w:val="left"/>
+            </w:pPr>
+            <w:r>
+              <w:rPr>
+                <w:rFonts w:ascii="Calibri" w:cs="Calibri" w:eastAsia="Calibri" w:hAnsi="Calibri"/>
+                <w:b/>
+                <w:bCs/>
+                <w:color w:val="1A1A1A"/>
+                <w:sz w:val="20"/>
+                <w:szCs w:val="20"/>
+              </w:rPr>
+              <w:t xml:space="preserve">COSTO FIJO TOTAL</w:t>
             </w:r>
           </w:p>
         </w:tc>
         <w:tc>
           <w:tcPr>
             <w:tcW w:type="dxa" w:w="2300"/>
-            <w:tcMar>
-              <w:top w:type="dxa" w:w="90"/>
-              <w:left w:type="dxa" w:w="130"/>
-              <w:bottom w:type="dxa" w:w="90"/>
-              <w:right w:type="dxa" w:w="130"/>
-            </w:tcMar>
-            <w:vAlign w:val="center"/>
-          </w:tcPr>
-          <w:p>
-            <w:pPr>
-              <w:spacing w:after="0" w:line="252"/>
-              <w:jc w:val="right"/>
-            </w:pPr>
-            <w:r>
-              <w:rPr>
-                <w:rFonts w:ascii="Calibri" w:cs="Calibri" w:eastAsia="Calibri" w:hAnsi="Calibri"/>
-                <w:b w:val="function bold() { [native code] }"/>
-                <w:bCs w:val="function bold() { [native code] }"/>
-                <w:color w:val="1A1A1A"/>
-                <w:sz w:val="20"/>
-                <w:szCs w:val="20"/>
-              </w:rPr>
-              <w:t xml:space="preserve">USD 1,25</w:t>
+            <w:shd w:fill="E9F0F8" w:color="auto" w:val="clear"/>
+            <w:tcMar>
+              <w:top w:type="dxa" w:w="90"/>
+              <w:left w:type="dxa" w:w="130"/>
+              <w:bottom w:type="dxa" w:w="90"/>
+              <w:right w:type="dxa" w:w="130"/>
+            </w:tcMar>
+            <w:vAlign w:val="center"/>
+          </w:tcPr>
+          <w:p>
+            <w:pPr>
+              <w:spacing w:after="0" w:line="252"/>
+              <w:jc w:val="right"/>
+            </w:pPr>
+            <w:r>
+              <w:rPr>
+                <w:rFonts w:ascii="Calibri" w:cs="Calibri" w:eastAsia="Calibri" w:hAnsi="Calibri"/>
+                <w:color w:val="1A1A1A"/>
+                <w:sz w:val="20"/>
+                <w:szCs w:val="20"/>
+              </w:rPr>
+              <w:t xml:space="preserve">—</w:t>
             </w:r>
           </w:p>
         </w:tc>
         <w:tc>
           <w:tcPr>
             <w:tcW w:type="dxa" w:w="2300"/>
-            <w:tcMar>
-              <w:top w:type="dxa" w:w="90"/>
-              <w:left w:type="dxa" w:w="130"/>
-              <w:bottom w:type="dxa" w:w="90"/>
-              <w:right w:type="dxa" w:w="130"/>
-            </w:tcMar>
-            <w:vAlign w:val="center"/>
-          </w:tcPr>
-          <w:p>
-            <w:pPr>
-              <w:spacing w:after="0" w:line="252"/>
-              <w:jc w:val="right"/>
-            </w:pPr>
-            <w:r>
-              <w:rPr>
-                <w:rFonts w:ascii="Calibri" w:cs="Calibri" w:eastAsia="Calibri" w:hAnsi="Calibri"/>
-                <w:b w:val="function bold() { [native code] }"/>
-                <w:bCs w:val="function bold() { [native code] }"/>
-                <w:color w:val="1A1A1A"/>
-                <w:sz w:val="20"/>
-                <w:szCs w:val="20"/>
-              </w:rPr>
-              <w:t xml:space="preserve">$4.000</w:t>
+            <w:shd w:fill="E9F0F8" w:color="auto" w:val="clear"/>
+            <w:tcMar>
+              <w:top w:type="dxa" w:w="90"/>
+              <w:left w:type="dxa" w:w="130"/>
+              <w:bottom w:type="dxa" w:w="90"/>
+              <w:right w:type="dxa" w:w="130"/>
+            </w:tcMar>
+            <w:vAlign w:val="center"/>
+          </w:tcPr>
+          <w:p>
+            <w:pPr>
+              <w:spacing w:after="0" w:line="252"/>
+              <w:jc w:val="right"/>
+            </w:pPr>
+            <w:r>
+              <w:rPr>
+                <w:rFonts w:ascii="Calibri" w:cs="Calibri" w:eastAsia="Calibri" w:hAnsi="Calibri"/>
+                <w:b/>
+                <w:bCs/>
+                <w:color w:val="1A1A1A"/>
+                <w:sz w:val="20"/>
+                <w:szCs w:val="20"/>
+              </w:rPr>
+              <w:t xml:space="preserve">$3.148.000</w:t>
             </w:r>
           </w:p>
         </w:tc>
@@ -734,7 +824,6 @@
         <w:tc>
           <w:tcPr>
             <w:tcW w:type="dxa" w:w="4760"/>
-            <w:shd w:fill="E9F0F8" w:color="auto" w:val="clear"/>
             <w:tcMar>
               <w:top w:type="dxa" w:w="90"/>
               <w:left w:type="dxa" w:w="130"/>
@@ -757,14 +846,40 @@
                 <w:sz w:val="20"/>
                 <w:szCs w:val="20"/>
               </w:rPr>
-              <w:t xml:space="preserve">Subtotal infraestructura</w:t>
+              <w:t xml:space="preserve">Costo fijo anual</w:t>
             </w:r>
           </w:p>
         </w:tc>
         <w:tc>
           <w:tcPr>
             <w:tcW w:type="dxa" w:w="2300"/>
-            <w:shd w:fill="E9F0F8" w:color="auto" w:val="clear"/>
+            <w:tcMar>
+              <w:top w:type="dxa" w:w="90"/>
+              <w:left w:type="dxa" w:w="130"/>
+              <w:bottom w:type="dxa" w:w="90"/>
+              <w:right w:type="dxa" w:w="130"/>
+            </w:tcMar>
+            <w:vAlign w:val="center"/>
+          </w:tcPr>
+          <w:p>
+            <w:pPr>
+              <w:spacing w:after="0" w:line="252"/>
+              <w:jc w:val="right"/>
+            </w:pPr>
+            <w:r>
+              <w:rPr>
+                <w:rFonts w:ascii="Calibri" w:cs="Calibri" w:eastAsia="Calibri" w:hAnsi="Calibri"/>
+                <w:color w:val="1A1A1A"/>
+                <w:sz w:val="20"/>
+                <w:szCs w:val="20"/>
+              </w:rPr>
+              <w:t xml:space="preserve">—</w:t>
+            </w:r>
+          </w:p>
+        </w:tc>
+        <w:tc>
+          <w:tcPr>
+            <w:tcW w:type="dxa" w:w="2300"/>
             <w:tcMar>
               <w:top w:type="dxa" w:w="90"/>
               <w:left w:type="dxa" w:w="130"/>
@@ -787,303 +902,7 @@
                 <w:sz w:val="20"/>
                 <w:szCs w:val="20"/>
               </w:rPr>
-              <w:t xml:space="preserve">USD 92,25</w:t>
-            </w:r>
-          </w:p>
-        </w:tc>
-        <w:tc>
-          <w:tcPr>
-            <w:tcW w:type="dxa" w:w="2300"/>
-            <w:shd w:fill="E9F0F8" w:color="auto" w:val="clear"/>
-            <w:tcMar>
-              <w:top w:type="dxa" w:w="90"/>
-              <w:left w:type="dxa" w:w="130"/>
-              <w:bottom w:type="dxa" w:w="90"/>
-              <w:right w:type="dxa" w:w="130"/>
-            </w:tcMar>
-            <w:vAlign w:val="center"/>
-          </w:tcPr>
-          <w:p>
-            <w:pPr>
-              <w:spacing w:after="0" w:line="252"/>
-              <w:jc w:val="right"/>
-            </w:pPr>
-            <w:r>
-              <w:rPr>
-                <w:rFonts w:ascii="Calibri" w:cs="Calibri" w:eastAsia="Calibri" w:hAnsi="Calibri"/>
-                <w:b/>
-                <w:bCs/>
-                <w:color w:val="1A1A1A"/>
-                <w:sz w:val="20"/>
-                <w:szCs w:val="20"/>
-              </w:rPr>
-              <w:t xml:space="preserve">$295.200</w:t>
-            </w:r>
-          </w:p>
-        </w:tc>
-      </w:tr>
-      <w:tr>
-        <w:tc>
-          <w:tcPr>
-            <w:tcW w:type="dxa" w:w="4760"/>
-            <w:tcMar>
-              <w:top w:type="dxa" w:w="90"/>
-              <w:left w:type="dxa" w:w="130"/>
-              <w:bottom w:type="dxa" w:w="90"/>
-              <w:right w:type="dxa" w:w="130"/>
-            </w:tcMar>
-            <w:vAlign w:val="center"/>
-          </w:tcPr>
-          <w:p>
-            <w:pPr>
-              <w:spacing w:after="0" w:line="252"/>
-              <w:jc w:val="left"/>
-            </w:pPr>
-            <w:r>
-              <w:rPr>
-                <w:rFonts w:ascii="Calibri" w:cs="Calibri" w:eastAsia="Calibri" w:hAnsi="Calibri"/>
-                <w:b w:val="function bold() { [native code] }"/>
-                <w:bCs w:val="function bold() { [native code] }"/>
-                <w:color w:val="1A1A1A"/>
-                <w:sz w:val="20"/>
-                <w:szCs w:val="20"/>
-              </w:rPr>
-              <w:t xml:space="preserve">Overhead asignado · 40,0 % de $7.500.000</w:t>
-            </w:r>
-          </w:p>
-        </w:tc>
-        <w:tc>
-          <w:tcPr>
-            <w:tcW w:type="dxa" w:w="2300"/>
-            <w:tcMar>
-              <w:top w:type="dxa" w:w="90"/>
-              <w:left w:type="dxa" w:w="130"/>
-              <w:bottom w:type="dxa" w:w="90"/>
-              <w:right w:type="dxa" w:w="130"/>
-            </w:tcMar>
-            <w:vAlign w:val="center"/>
-          </w:tcPr>
-          <w:p>
-            <w:pPr>
-              <w:spacing w:after="0" w:line="252"/>
-              <w:jc w:val="right"/>
-            </w:pPr>
-            <w:r>
-              <w:rPr>
-                <w:rFonts w:ascii="Calibri" w:cs="Calibri" w:eastAsia="Calibri" w:hAnsi="Calibri"/>
-                <w:b w:val="function bold() { [native code] }"/>
-                <w:bCs w:val="function bold() { [native code] }"/>
-                <w:color w:val="1A1A1A"/>
-                <w:sz w:val="20"/>
-                <w:szCs w:val="20"/>
-              </w:rPr>
-              <w:t xml:space="preserve">—</w:t>
-            </w:r>
-          </w:p>
-        </w:tc>
-        <w:tc>
-          <w:tcPr>
-            <w:tcW w:type="dxa" w:w="2300"/>
-            <w:tcMar>
-              <w:top w:type="dxa" w:w="90"/>
-              <w:left w:type="dxa" w:w="130"/>
-              <w:bottom w:type="dxa" w:w="90"/>
-              <w:right w:type="dxa" w:w="130"/>
-            </w:tcMar>
-            <w:vAlign w:val="center"/>
-          </w:tcPr>
-          <w:p>
-            <w:pPr>
-              <w:spacing w:after="0" w:line="252"/>
-              <w:jc w:val="right"/>
-            </w:pPr>
-            <w:r>
-              <w:rPr>
-                <w:rFonts w:ascii="Calibri" w:cs="Calibri" w:eastAsia="Calibri" w:hAnsi="Calibri"/>
-                <w:b w:val="function bold() { [native code] }"/>
-                <w:bCs w:val="function bold() { [native code] }"/>
-                <w:color w:val="1A1A1A"/>
-                <w:sz w:val="20"/>
-                <w:szCs w:val="20"/>
-              </w:rPr>
-              <w:t xml:space="preserve">$3.000.000</w:t>
-            </w:r>
-          </w:p>
-        </w:tc>
-      </w:tr>
-      <w:tr>
-        <w:tc>
-          <w:tcPr>
-            <w:tcW w:type="dxa" w:w="4760"/>
-            <w:shd w:fill="E9F0F8" w:color="auto" w:val="clear"/>
-            <w:tcMar>
-              <w:top w:type="dxa" w:w="90"/>
-              <w:left w:type="dxa" w:w="130"/>
-              <w:bottom w:type="dxa" w:w="90"/>
-              <w:right w:type="dxa" w:w="130"/>
-            </w:tcMar>
-            <w:vAlign w:val="center"/>
-          </w:tcPr>
-          <w:p>
-            <w:pPr>
-              <w:spacing w:after="0" w:line="252"/>
-              <w:jc w:val="left"/>
-            </w:pPr>
-            <w:r>
-              <w:rPr>
-                <w:rFonts w:ascii="Calibri" w:cs="Calibri" w:eastAsia="Calibri" w:hAnsi="Calibri"/>
-                <w:b/>
-                <w:bCs/>
-                <w:color w:val="1A1A1A"/>
-                <w:sz w:val="20"/>
-                <w:szCs w:val="20"/>
-              </w:rPr>
-              <w:t xml:space="preserve">COSTO FIJO TOTAL</w:t>
-            </w:r>
-          </w:p>
-        </w:tc>
-        <w:tc>
-          <w:tcPr>
-            <w:tcW w:type="dxa" w:w="2300"/>
-            <w:shd w:fill="E9F0F8" w:color="auto" w:val="clear"/>
-            <w:tcMar>
-              <w:top w:type="dxa" w:w="90"/>
-              <w:left w:type="dxa" w:w="130"/>
-              <w:bottom w:type="dxa" w:w="90"/>
-              <w:right w:type="dxa" w:w="130"/>
-            </w:tcMar>
-            <w:vAlign w:val="center"/>
-          </w:tcPr>
-          <w:p>
-            <w:pPr>
-              <w:spacing w:after="0" w:line="252"/>
-              <w:jc w:val="right"/>
-            </w:pPr>
-            <w:r>
-              <w:rPr>
-                <w:rFonts w:ascii="Calibri" w:cs="Calibri" w:eastAsia="Calibri" w:hAnsi="Calibri"/>
-                <w:color w:val="1A1A1A"/>
-                <w:sz w:val="20"/>
-                <w:szCs w:val="20"/>
-              </w:rPr>
-              <w:t xml:space="preserve">—</w:t>
-            </w:r>
-          </w:p>
-        </w:tc>
-        <w:tc>
-          <w:tcPr>
-            <w:tcW w:type="dxa" w:w="2300"/>
-            <w:shd w:fill="E9F0F8" w:color="auto" w:val="clear"/>
-            <w:tcMar>
-              <w:top w:type="dxa" w:w="90"/>
-              <w:left w:type="dxa" w:w="130"/>
-              <w:bottom w:type="dxa" w:w="90"/>
-              <w:right w:type="dxa" w:w="130"/>
-            </w:tcMar>
-            <w:vAlign w:val="center"/>
-          </w:tcPr>
-          <w:p>
-            <w:pPr>
-              <w:spacing w:after="0" w:line="252"/>
-              <w:jc w:val="right"/>
-            </w:pPr>
-            <w:r>
-              <w:rPr>
-                <w:rFonts w:ascii="Calibri" w:cs="Calibri" w:eastAsia="Calibri" w:hAnsi="Calibri"/>
-                <w:b/>
-                <w:bCs/>
-                <w:color w:val="1A1A1A"/>
-                <w:sz w:val="20"/>
-                <w:szCs w:val="20"/>
-              </w:rPr>
-              <w:t xml:space="preserve">$3.295.200</w:t>
-            </w:r>
-          </w:p>
-        </w:tc>
-      </w:tr>
-      <w:tr>
-        <w:tc>
-          <w:tcPr>
-            <w:tcW w:type="dxa" w:w="4760"/>
-            <w:tcMar>
-              <w:top w:type="dxa" w:w="90"/>
-              <w:left w:type="dxa" w:w="130"/>
-              <w:bottom w:type="dxa" w:w="90"/>
-              <w:right w:type="dxa" w:w="130"/>
-            </w:tcMar>
-            <w:vAlign w:val="center"/>
-          </w:tcPr>
-          <w:p>
-            <w:pPr>
-              <w:spacing w:after="0" w:line="252"/>
-              <w:jc w:val="left"/>
-            </w:pPr>
-            <w:r>
-              <w:rPr>
-                <w:rFonts w:ascii="Calibri" w:cs="Calibri" w:eastAsia="Calibri" w:hAnsi="Calibri"/>
-                <w:b/>
-                <w:bCs/>
-                <w:color w:val="1A1A1A"/>
-                <w:sz w:val="20"/>
-                <w:szCs w:val="20"/>
-              </w:rPr>
-              <w:t xml:space="preserve">Costo fijo anual</w:t>
-            </w:r>
-          </w:p>
-        </w:tc>
-        <w:tc>
-          <w:tcPr>
-            <w:tcW w:type="dxa" w:w="2300"/>
-            <w:tcMar>
-              <w:top w:type="dxa" w:w="90"/>
-              <w:left w:type="dxa" w:w="130"/>
-              <w:bottom w:type="dxa" w:w="90"/>
-              <w:right w:type="dxa" w:w="130"/>
-            </w:tcMar>
-            <w:vAlign w:val="center"/>
-          </w:tcPr>
-          <w:p>
-            <w:pPr>
-              <w:spacing w:after="0" w:line="252"/>
-              <w:jc w:val="right"/>
-            </w:pPr>
-            <w:r>
-              <w:rPr>
-                <w:rFonts w:ascii="Calibri" w:cs="Calibri" w:eastAsia="Calibri" w:hAnsi="Calibri"/>
-                <w:color w:val="1A1A1A"/>
-                <w:sz w:val="20"/>
-                <w:szCs w:val="20"/>
-              </w:rPr>
-              <w:t xml:space="preserve">—</w:t>
-            </w:r>
-          </w:p>
-        </w:tc>
-        <w:tc>
-          <w:tcPr>
-            <w:tcW w:type="dxa" w:w="2300"/>
-            <w:tcMar>
-              <w:top w:type="dxa" w:w="90"/>
-              <w:left w:type="dxa" w:w="130"/>
-              <w:bottom w:type="dxa" w:w="90"/>
-              <w:right w:type="dxa" w:w="130"/>
-            </w:tcMar>
-            <w:vAlign w:val="center"/>
-          </w:tcPr>
-          <w:p>
-            <w:pPr>
-              <w:spacing w:after="0" w:line="252"/>
-              <w:jc w:val="right"/>
-            </w:pPr>
-            <w:r>
-              <w:rPr>
-                <w:rFonts w:ascii="Calibri" w:cs="Calibri" w:eastAsia="Calibri" w:hAnsi="Calibri"/>
-                <w:b/>
-                <w:bCs/>
-                <w:color w:val="1A1A1A"/>
-                <w:sz w:val="20"/>
-                <w:szCs w:val="20"/>
-              </w:rPr>
-              <w:t xml:space="preserve">$39.542.400</w:t>
+              <w:t xml:space="preserve">$37.776.000</w:t>
             </w:r>
           </w:p>
         </w:tc>
@@ -1117,9 +936,409 @@
           <w:sz w:val="24"/>
           <w:szCs w:val="24"/>
         </w:rPr>
-        <w:t xml:space="preserve">Los dos supuestos que mueven todo</w:t>
+        <w:t xml:space="preserve">Previsto, todavía sin pagar</w:t>
       </w:r>
     </w:p>
+    <w:p>
+      <w:pPr>
+        <w:spacing w:after="140" w:before="0" w:line="276"/>
+      </w:pPr>
+      <w:r>
+        <w:rPr>
+          <w:rFonts w:ascii="Calibri" w:cs="Calibri" w:eastAsia="Calibri" w:hAnsi="Calibri"/>
+          <w:color w:val="1A1A1A"/>
+          <w:sz w:val="21"/>
+          <w:szCs w:val="21"/>
+        </w:rPr>
+        <w:t xml:space="preserve">Estos dos no están en el cuadro de arriba a propósito. Cargarlos al costo corriente infla el precio con servicios que hoy no se usan, y el precio inflado se nota en la mesa.</w:t>
+      </w:r>
+    </w:p>
+    <w:tbl>
+      <w:tblPr>
+        <w:tblW w:type="dxa" w:w="9360"/>
+        <w:tblBorders>
+          <w:top w:val="single" w:color="BBD1E8" w:sz="4"/>
+          <w:left w:val="single" w:color="BBD1E8" w:sz="4"/>
+          <w:bottom w:val="single" w:color="BBD1E8" w:sz="4"/>
+          <w:right w:val="single" w:color="BBD1E8" w:sz="4"/>
+          <w:insideH w:val="single" w:color="BBD1E8" w:sz="2"/>
+          <w:insideV w:val="single" w:color="BBD1E8" w:sz="2"/>
+        </w:tblBorders>
+      </w:tblPr>
+      <w:tblGrid>
+        <w:gridCol w:w="4760"/>
+        <w:gridCol w:w="2300"/>
+        <w:gridCol w:w="2300"/>
+      </w:tblGrid>
+      <w:tr>
+        <w:trPr>
+          <w:tblHeader/>
+        </w:trPr>
+        <w:tc>
+          <w:tcPr>
+            <w:tcW w:type="dxa" w:w="4760"/>
+            <w:shd w:fill="0C7A6F" w:color="auto" w:val="clear"/>
+            <w:tcMar>
+              <w:top w:type="dxa" w:w="90"/>
+              <w:left w:type="dxa" w:w="130"/>
+              <w:bottom w:type="dxa" w:w="90"/>
+              <w:right w:type="dxa" w:w="130"/>
+            </w:tcMar>
+            <w:vAlign w:val="center"/>
+          </w:tcPr>
+          <w:p>
+            <w:pPr>
+              <w:spacing w:after="0" w:line="252"/>
+              <w:jc w:val="left"/>
+            </w:pPr>
+            <w:r>
+              <w:rPr>
+                <w:rFonts w:ascii="Calibri" w:cs="Calibri" w:eastAsia="Calibri" w:hAnsi="Calibri"/>
+                <w:b/>
+                <w:bCs/>
+                <w:color w:val="FFFFFF"/>
+                <w:sz w:val="20"/>
+                <w:szCs w:val="20"/>
+              </w:rPr>
+              <w:t xml:space="preserve">Rubro</w:t>
+            </w:r>
+          </w:p>
+        </w:tc>
+        <w:tc>
+          <w:tcPr>
+            <w:tcW w:type="dxa" w:w="2300"/>
+            <w:shd w:fill="0C7A6F" w:color="auto" w:val="clear"/>
+            <w:tcMar>
+              <w:top w:type="dxa" w:w="90"/>
+              <w:left w:type="dxa" w:w="130"/>
+              <w:bottom w:type="dxa" w:w="90"/>
+              <w:right w:type="dxa" w:w="130"/>
+            </w:tcMar>
+            <w:vAlign w:val="center"/>
+          </w:tcPr>
+          <w:p>
+            <w:pPr>
+              <w:spacing w:after="0" w:line="252"/>
+              <w:jc w:val="right"/>
+            </w:pPr>
+            <w:r>
+              <w:rPr>
+                <w:rFonts w:ascii="Calibri" w:cs="Calibri" w:eastAsia="Calibri" w:hAnsi="Calibri"/>
+                <w:b/>
+                <w:bCs/>
+                <w:color w:val="FFFFFF"/>
+                <w:sz w:val="20"/>
+                <w:szCs w:val="20"/>
+              </w:rPr>
+              <w:t xml:space="preserve">USD / mes</w:t>
+            </w:r>
+          </w:p>
+        </w:tc>
+        <w:tc>
+          <w:tcPr>
+            <w:tcW w:type="dxa" w:w="2300"/>
+            <w:shd w:fill="0C7A6F" w:color="auto" w:val="clear"/>
+            <w:tcMar>
+              <w:top w:type="dxa" w:w="90"/>
+              <w:left w:type="dxa" w:w="130"/>
+              <w:bottom w:type="dxa" w:w="90"/>
+              <w:right w:type="dxa" w:w="130"/>
+            </w:tcMar>
+            <w:vAlign w:val="center"/>
+          </w:tcPr>
+          <w:p>
+            <w:pPr>
+              <w:spacing w:after="0" w:line="252"/>
+              <w:jc w:val="right"/>
+            </w:pPr>
+            <w:r>
+              <w:rPr>
+                <w:rFonts w:ascii="Calibri" w:cs="Calibri" w:eastAsia="Calibri" w:hAnsi="Calibri"/>
+                <w:b/>
+                <w:bCs/>
+                <w:color w:val="FFFFFF"/>
+                <w:sz w:val="20"/>
+                <w:szCs w:val="20"/>
+              </w:rPr>
+              <w:t xml:space="preserve">COP / mes</w:t>
+            </w:r>
+          </w:p>
+        </w:tc>
+      </w:tr>
+      <w:tr>
+        <w:tc>
+          <w:tcPr>
+            <w:tcW w:type="dxa" w:w="4760"/>
+            <w:tcMar>
+              <w:top w:type="dxa" w:w="90"/>
+              <w:left w:type="dxa" w:w="130"/>
+              <w:bottom w:type="dxa" w:w="90"/>
+              <w:right w:type="dxa" w:w="130"/>
+            </w:tcMar>
+            <w:vAlign w:val="center"/>
+          </w:tcPr>
+          <w:p>
+            <w:pPr>
+              <w:spacing w:after="0" w:line="252"/>
+              <w:jc w:val="left"/>
+            </w:pPr>
+            <w:r>
+              <w:rPr>
+                <w:rFonts w:ascii="Calibri" w:cs="Calibri" w:eastAsia="Calibri" w:hAnsi="Calibri"/>
+                <w:b w:val="function bold() { [native code] }"/>
+                <w:bCs w:val="function bold() { [native code] }"/>
+                <w:color w:val="1A1A1A"/>
+                <w:sz w:val="20"/>
+                <w:szCs w:val="20"/>
+              </w:rPr>
+              <w:t xml:space="preserve">Sentry (monitoreo de errores)</w:t>
+            </w:r>
+          </w:p>
+        </w:tc>
+        <w:tc>
+          <w:tcPr>
+            <w:tcW w:type="dxa" w:w="2300"/>
+            <w:tcMar>
+              <w:top w:type="dxa" w:w="90"/>
+              <w:left w:type="dxa" w:w="130"/>
+              <w:bottom w:type="dxa" w:w="90"/>
+              <w:right w:type="dxa" w:w="130"/>
+            </w:tcMar>
+            <w:vAlign w:val="center"/>
+          </w:tcPr>
+          <w:p>
+            <w:pPr>
+              <w:spacing w:after="0" w:line="252"/>
+              <w:jc w:val="right"/>
+            </w:pPr>
+            <w:r>
+              <w:rPr>
+                <w:rFonts w:ascii="Calibri" w:cs="Calibri" w:eastAsia="Calibri" w:hAnsi="Calibri"/>
+                <w:b w:val="function bold() { [native code] }"/>
+                <w:bCs w:val="function bold() { [native code] }"/>
+                <w:color w:val="1A1A1A"/>
+                <w:sz w:val="20"/>
+                <w:szCs w:val="20"/>
+              </w:rPr>
+              <w:t xml:space="preserve">USD 26,00</w:t>
+            </w:r>
+          </w:p>
+        </w:tc>
+        <w:tc>
+          <w:tcPr>
+            <w:tcW w:type="dxa" w:w="2300"/>
+            <w:tcMar>
+              <w:top w:type="dxa" w:w="90"/>
+              <w:left w:type="dxa" w:w="130"/>
+              <w:bottom w:type="dxa" w:w="90"/>
+              <w:right w:type="dxa" w:w="130"/>
+            </w:tcMar>
+            <w:vAlign w:val="center"/>
+          </w:tcPr>
+          <w:p>
+            <w:pPr>
+              <w:spacing w:after="0" w:line="252"/>
+              <w:jc w:val="right"/>
+            </w:pPr>
+            <w:r>
+              <w:rPr>
+                <w:rFonts w:ascii="Calibri" w:cs="Calibri" w:eastAsia="Calibri" w:hAnsi="Calibri"/>
+                <w:b w:val="function bold() { [native code] }"/>
+                <w:bCs w:val="function bold() { [native code] }"/>
+                <w:color w:val="1A1A1A"/>
+                <w:sz w:val="20"/>
+                <w:szCs w:val="20"/>
+              </w:rPr>
+              <w:t xml:space="preserve">$83.200</w:t>
+            </w:r>
+          </w:p>
+        </w:tc>
+      </w:tr>
+      <w:tr>
+        <w:tc>
+          <w:tcPr>
+            <w:tcW w:type="dxa" w:w="4760"/>
+            <w:shd w:fill="F7FAFD" w:color="auto" w:val="clear"/>
+            <w:tcMar>
+              <w:top w:type="dxa" w:w="90"/>
+              <w:left w:type="dxa" w:w="130"/>
+              <w:bottom w:type="dxa" w:w="90"/>
+              <w:right w:type="dxa" w:w="130"/>
+            </w:tcMar>
+            <w:vAlign w:val="center"/>
+          </w:tcPr>
+          <w:p>
+            <w:pPr>
+              <w:spacing w:after="0" w:line="252"/>
+              <w:jc w:val="left"/>
+            </w:pPr>
+            <w:r>
+              <w:rPr>
+                <w:rFonts w:ascii="Calibri" w:cs="Calibri" w:eastAsia="Calibri" w:hAnsi="Calibri"/>
+                <w:b w:val="function bold() { [native code] }"/>
+                <w:bCs w:val="function bold() { [native code] }"/>
+                <w:color w:val="1A1A1A"/>
+                <w:sz w:val="20"/>
+                <w:szCs w:val="20"/>
+              </w:rPr>
+              <w:t xml:space="preserve">Resend Pro (correo transaccional)</w:t>
+            </w:r>
+          </w:p>
+        </w:tc>
+        <w:tc>
+          <w:tcPr>
+            <w:tcW w:type="dxa" w:w="2300"/>
+            <w:shd w:fill="F7FAFD" w:color="auto" w:val="clear"/>
+            <w:tcMar>
+              <w:top w:type="dxa" w:w="90"/>
+              <w:left w:type="dxa" w:w="130"/>
+              <w:bottom w:type="dxa" w:w="90"/>
+              <w:right w:type="dxa" w:w="130"/>
+            </w:tcMar>
+            <w:vAlign w:val="center"/>
+          </w:tcPr>
+          <w:p>
+            <w:pPr>
+              <w:spacing w:after="0" w:line="252"/>
+              <w:jc w:val="right"/>
+            </w:pPr>
+            <w:r>
+              <w:rPr>
+                <w:rFonts w:ascii="Calibri" w:cs="Calibri" w:eastAsia="Calibri" w:hAnsi="Calibri"/>
+                <w:b w:val="function bold() { [native code] }"/>
+                <w:bCs w:val="function bold() { [native code] }"/>
+                <w:color w:val="1A1A1A"/>
+                <w:sz w:val="20"/>
+                <w:szCs w:val="20"/>
+              </w:rPr>
+              <w:t xml:space="preserve">USD 20,00</w:t>
+            </w:r>
+          </w:p>
+        </w:tc>
+        <w:tc>
+          <w:tcPr>
+            <w:tcW w:type="dxa" w:w="2300"/>
+            <w:shd w:fill="F7FAFD" w:color="auto" w:val="clear"/>
+            <w:tcMar>
+              <w:top w:type="dxa" w:w="90"/>
+              <w:left w:type="dxa" w:w="130"/>
+              <w:bottom w:type="dxa" w:w="90"/>
+              <w:right w:type="dxa" w:w="130"/>
+            </w:tcMar>
+            <w:vAlign w:val="center"/>
+          </w:tcPr>
+          <w:p>
+            <w:pPr>
+              <w:spacing w:after="0" w:line="252"/>
+              <w:jc w:val="right"/>
+            </w:pPr>
+            <w:r>
+              <w:rPr>
+                <w:rFonts w:ascii="Calibri" w:cs="Calibri" w:eastAsia="Calibri" w:hAnsi="Calibri"/>
+                <w:b w:val="function bold() { [native code] }"/>
+                <w:bCs w:val="function bold() { [native code] }"/>
+                <w:color w:val="1A1A1A"/>
+                <w:sz w:val="20"/>
+                <w:szCs w:val="20"/>
+              </w:rPr>
+              <w:t xml:space="preserve">$64.000</w:t>
+            </w:r>
+          </w:p>
+        </w:tc>
+      </w:tr>
+      <w:tr>
+        <w:tc>
+          <w:tcPr>
+            <w:tcW w:type="dxa" w:w="4760"/>
+            <w:shd w:fill="E9F0F8" w:color="auto" w:val="clear"/>
+            <w:tcMar>
+              <w:top w:type="dxa" w:w="90"/>
+              <w:left w:type="dxa" w:w="130"/>
+              <w:bottom w:type="dxa" w:w="90"/>
+              <w:right w:type="dxa" w:w="130"/>
+            </w:tcMar>
+            <w:vAlign w:val="center"/>
+          </w:tcPr>
+          <w:p>
+            <w:pPr>
+              <w:spacing w:after="0" w:line="252"/>
+              <w:jc w:val="left"/>
+            </w:pPr>
+            <w:r>
+              <w:rPr>
+                <w:rFonts w:ascii="Calibri" w:cs="Calibri" w:eastAsia="Calibri" w:hAnsi="Calibri"/>
+                <w:b/>
+                <w:bCs/>
+                <w:color w:val="1A1A1A"/>
+                <w:sz w:val="20"/>
+                <w:szCs w:val="20"/>
+              </w:rPr>
+              <w:t xml:space="preserve">Si ambos entraran</w:t>
+            </w:r>
+          </w:p>
+        </w:tc>
+        <w:tc>
+          <w:tcPr>
+            <w:tcW w:type="dxa" w:w="2300"/>
+            <w:shd w:fill="E9F0F8" w:color="auto" w:val="clear"/>
+            <w:tcMar>
+              <w:top w:type="dxa" w:w="90"/>
+              <w:left w:type="dxa" w:w="130"/>
+              <w:bottom w:type="dxa" w:w="90"/>
+              <w:right w:type="dxa" w:w="130"/>
+            </w:tcMar>
+            <w:vAlign w:val="center"/>
+          </w:tcPr>
+          <w:p>
+            <w:pPr>
+              <w:spacing w:after="0" w:line="252"/>
+              <w:jc w:val="right"/>
+            </w:pPr>
+            <w:r>
+              <w:rPr>
+                <w:rFonts w:ascii="Calibri" w:cs="Calibri" w:eastAsia="Calibri" w:hAnsi="Calibri"/>
+                <w:b/>
+                <w:bCs/>
+                <w:color w:val="1A1A1A"/>
+                <w:sz w:val="20"/>
+                <w:szCs w:val="20"/>
+              </w:rPr>
+              <w:t xml:space="preserve">USD 46,00</w:t>
+            </w:r>
+          </w:p>
+        </w:tc>
+        <w:tc>
+          <w:tcPr>
+            <w:tcW w:type="dxa" w:w="2300"/>
+            <w:shd w:fill="E9F0F8" w:color="auto" w:val="clear"/>
+            <w:tcMar>
+              <w:top w:type="dxa" w:w="90"/>
+              <w:left w:type="dxa" w:w="130"/>
+              <w:bottom w:type="dxa" w:w="90"/>
+              <w:right w:type="dxa" w:w="130"/>
+            </w:tcMar>
+            <w:vAlign w:val="center"/>
+          </w:tcPr>
+          <w:p>
+            <w:pPr>
+              <w:spacing w:after="0" w:line="252"/>
+              <w:jc w:val="right"/>
+            </w:pPr>
+            <w:r>
+              <w:rPr>
+                <w:rFonts w:ascii="Calibri" w:cs="Calibri" w:eastAsia="Calibri" w:hAnsi="Calibri"/>
+                <w:b/>
+                <w:bCs/>
+                <w:color w:val="1A1A1A"/>
+                <w:sz w:val="20"/>
+                <w:szCs w:val="20"/>
+              </w:rPr>
+              <w:t xml:space="preserve">$147.200</w:t>
+            </w:r>
+          </w:p>
+        </w:tc>
+      </w:tr>
+    </w:tbl>
     <w:p>
       <w:pPr>
         <w:pStyle w:val="ListParagraph"/>
@@ -1138,7 +1357,7 @@
           <w:sz w:val="21"/>
           <w:szCs w:val="21"/>
         </w:rPr>
-        <w:t xml:space="preserve">TRM de $3.200. </w:t>
+        <w:t xml:space="preserve">Sentry </w:t>
       </w:r>
       <w:r>
         <w:rPr>
@@ -1147,7 +1366,7 @@
           <w:sz w:val="21"/>
           <w:szCs w:val="21"/>
         </w:rPr>
-        <w:t xml:space="preserve">La infraestructura se paga en dólares y el contrato se cobra en pesos. El esquema financiero documenta un movimiento del 7 % en un solo mes (julio a agosto de 2026). De ahí la cláusula de revisión extraordinaria por TRM.</w:t>
+        <w:t xml:space="preserve">entra cuando haya clientes pagando y enterarse de una falla después que ellos deje de ser aceptable. Hoy no está instalado en el proyecto.</w:t>
       </w:r>
     </w:p>
     <w:p>
@@ -1168,7 +1387,7 @@
           <w:sz w:val="21"/>
           <w:szCs w:val="21"/>
         </w:rPr>
-        <w:t xml:space="preserve">Overhead asignado del 40,0 %. </w:t>
+        <w:t xml:space="preserve">Resend Pro </w:t>
       </w:r>
       <w:r>
         <w:rPr>
@@ -1177,7 +1396,100 @@
           <w:sz w:val="21"/>
           <w:szCs w:val="21"/>
         </w:rPr>
-        <w:t xml:space="preserve">Es la porción del Escenario 1 —fundador solo, $7.500.000/mes— que consume esta línea: soporte a cohortes, mantenimiento evolutivo, carga de contenido y atención comercial. Bajarlo al 25 % lleva el costo fijo a $2.170.200; subirlo al 100 % lo lleva a $7.795.200.</w:t>
+        <w:t xml:space="preserve">entra por encima de 3.000 correos al mes. El plan gratuito sobra para una cohorte de noventa personas.</w:t>
+      </w:r>
+    </w:p>
+    <w:p>
+      <w:pPr>
+        <w:spacing w:after="140" w:before="90" w:line="276"/>
+      </w:pPr>
+      <w:r>
+        <w:rPr>
+          <w:rFonts w:ascii="Calibri" w:cs="Calibri" w:eastAsia="Calibri" w:hAnsi="Calibri"/>
+          <w:i/>
+          <w:iCs/>
+          <w:color w:val="5A6470"/>
+          <w:sz w:val="21"/>
+          <w:szCs w:val="21"/>
+        </w:rPr>
+        <w:t xml:space="preserve">Aun sumando los dos, la infraestructura pesa menos del 10 % del costo fijo. Lo que decide el precio es el overhead, no los servidores.</w:t>
+      </w:r>
+    </w:p>
+    <w:p>
+      <w:pPr>
+        <w:pStyle w:val="Heading2"/>
+        <w:spacing w:after="110" w:before="260"/>
+      </w:pPr>
+      <w:r>
+        <w:rPr>
+          <w:rFonts w:ascii="Calibri" w:cs="Calibri" w:eastAsia="Calibri" w:hAnsi="Calibri"/>
+          <w:b/>
+          <w:bCs/>
+          <w:color w:val="1B6AB5"/>
+          <w:sz w:val="24"/>
+          <w:szCs w:val="24"/>
+        </w:rPr>
+        <w:t xml:space="preserve">Los dos supuestos que mueven todo</w:t>
+      </w:r>
+    </w:p>
+    <w:p>
+      <w:pPr>
+        <w:pStyle w:val="ListParagraph"/>
+        <w:numPr>
+          <w:ilvl w:val="0"/>
+          <w:numId w:val="2"/>
+        </w:numPr>
+        <w:spacing w:after="70" w:line="264"/>
+      </w:pPr>
+      <w:r>
+        <w:rPr>
+          <w:rFonts w:ascii="Calibri" w:cs="Calibri" w:eastAsia="Calibri" w:hAnsi="Calibri"/>
+          <w:b/>
+          <w:bCs/>
+          <w:color w:val="1A1A1A"/>
+          <w:sz w:val="21"/>
+          <w:szCs w:val="21"/>
+        </w:rPr>
+        <w:t xml:space="preserve">TRM de $3.200. </w:t>
+      </w:r>
+      <w:r>
+        <w:rPr>
+          <w:rFonts w:ascii="Calibri" w:cs="Calibri" w:eastAsia="Calibri" w:hAnsi="Calibri"/>
+          <w:color w:val="1A1A1A"/>
+          <w:sz w:val="21"/>
+          <w:szCs w:val="21"/>
+        </w:rPr>
+        <w:t xml:space="preserve">La infraestructura se paga en dólares y el contrato se cobra en pesos. El esquema financiero documenta un movimiento del 7 % en un solo mes (julio a agosto de 2026). De ahí la cláusula de revisión extraordinaria por TRM.</w:t>
+      </w:r>
+    </w:p>
+    <w:p>
+      <w:pPr>
+        <w:pStyle w:val="ListParagraph"/>
+        <w:numPr>
+          <w:ilvl w:val="0"/>
+          <w:numId w:val="2"/>
+        </w:numPr>
+        <w:spacing w:after="70" w:line="264"/>
+      </w:pPr>
+      <w:r>
+        <w:rPr>
+          <w:rFonts w:ascii="Calibri" w:cs="Calibri" w:eastAsia="Calibri" w:hAnsi="Calibri"/>
+          <w:b/>
+          <w:bCs/>
+          <w:color w:val="1A1A1A"/>
+          <w:sz w:val="21"/>
+          <w:szCs w:val="21"/>
+        </w:rPr>
+        <w:t xml:space="preserve">Overhead asignado del 40,0 %. </w:t>
+      </w:r>
+      <w:r>
+        <w:rPr>
+          <w:rFonts w:ascii="Calibri" w:cs="Calibri" w:eastAsia="Calibri" w:hAnsi="Calibri"/>
+          <w:color w:val="1A1A1A"/>
+          <w:sz w:val="21"/>
+          <w:szCs w:val="21"/>
+        </w:rPr>
+        <w:t xml:space="preserve">Es la porción del Escenario 1 —fundador solo, $7.500.000/mes— que consume esta línea: soporte a cohortes, mantenimiento evolutivo, carga de contenido y atención comercial. Bajarlo al 25 % lleva el costo fijo a $2.023.000; subirlo al 100 % lo lleva a $7.648.000.</w:t>
       </w:r>
     </w:p>
     <w:p>
@@ -1219,7 +1531,7 @@
           <w:sz w:val="21"/>
           <w:szCs w:val="21"/>
         </w:rPr>
-        <w:t xml:space="preserve">El costo sería $295.200/mes y el punto de equilibrio caería a siete usuarios. Ese número es cierto y es inútil: no paga una hora de tu tiempo. Fijar precio contra el costo directo es la forma más común de construir un negocio que factura y no deja nada.</w:t>
+        <w:t xml:space="preserve">El costo sería $148.000/mes y el punto de equilibrio caería a siete usuarios. Ese número es cierto y es inútil: no paga una hora de tu tiempo. Fijar precio contra el costo directo es la forma más común de construir un negocio que factura y no deja nada.</w:t>
       </w:r>
     </w:p>
     <w:p>
@@ -1264,7 +1576,7 @@
           <w:sz w:val="21"/>
           <w:szCs w:val="21"/>
         </w:rPr>
-        <w:t xml:space="preserve">79 usuarios activos. </w:t>
+        <w:t xml:space="preserve">75 usuarios activos. </w:t>
       </w:r>
       <w:r>
         <w:rPr>
@@ -1273,7 +1585,7 @@
           <w:sz w:val="21"/>
           <w:szCs w:val="21"/>
         </w:rPr>
-        <w:t xml:space="preserve">A $42.000 por usuario, 79 usuarios facturan $3.318.000 contra un costo fijo de $3.295.200.</w:t>
+        <w:t xml:space="preserve">A $42.000 por usuario, 75 usuarios facturan $3.150.000 contra un costo fijo de $3.148.000.</w:t>
       </w:r>
     </w:p>
     <w:tbl>
@@ -1502,7 +1814,7 @@
                 <w:sz w:val="20"/>
                 <w:szCs w:val="20"/>
               </w:rPr>
-              <w:t xml:space="preserve">-56,9 %</w:t>
+              <w:t xml:space="preserve">-49,9 %</w:t>
             </w:r>
           </w:p>
         </w:tc>
@@ -1539,7 +1851,7 @@
         <w:tc>
           <w:tcPr>
             <w:tcW w:type="dxa" w:w="2200"/>
-            <w:shd w:fill="FBEAEA" w:color="auto" w:val="clear"/>
+            <w:shd w:fill="F7FAFD" w:color="auto" w:val="clear"/>
             <w:tcMar>
               <w:top w:type="dxa" w:w="90"/>
               <w:left w:type="dxa" w:w="130"/>
@@ -1567,7 +1879,7 @@
         <w:tc>
           <w:tcPr>
             <w:tcW w:type="dxa" w:w="3200"/>
-            <w:shd w:fill="FBEAEA" w:color="auto" w:val="clear"/>
+            <w:shd w:fill="F7FAFD" w:color="auto" w:val="clear"/>
             <w:tcMar>
               <w:top w:type="dxa" w:w="90"/>
               <w:left w:type="dxa" w:w="130"/>
@@ -1595,7 +1907,7 @@
         <w:tc>
           <w:tcPr>
             <w:tcW w:type="dxa" w:w="2000"/>
-            <w:shd w:fill="FBEAEA" w:color="auto" w:val="clear"/>
+            <w:shd w:fill="F7FAFD" w:color="auto" w:val="clear"/>
             <w:tcMar>
               <w:top w:type="dxa" w:w="90"/>
               <w:left w:type="dxa" w:w="130"/>
@@ -1618,14 +1930,14 @@
                 <w:sz w:val="20"/>
                 <w:szCs w:val="20"/>
               </w:rPr>
-              <w:t xml:space="preserve">-4,6 %</w:t>
+              <w:t xml:space="preserve">0,1 %</w:t>
             </w:r>
           </w:p>
         </w:tc>
         <w:tc>
           <w:tcPr>
             <w:tcW w:type="dxa" w:w="1960"/>
-            <w:shd w:fill="FBEAEA" w:color="auto" w:val="clear"/>
+            <w:shd w:fill="F7FAFD" w:color="auto" w:val="clear"/>
             <w:tcMar>
               <w:top w:type="dxa" w:w="90"/>
               <w:left w:type="dxa" w:w="130"/>
@@ -1642,11 +1954,11 @@
             <w:r>
               <w:rPr>
                 <w:rFonts w:ascii="Calibri" w:cs="Calibri" w:eastAsia="Calibri" w:hAnsi="Calibri"/>
-                <w:color w:val="8A1C1C"/>
-                <w:sz w:val="20"/>
-                <w:szCs w:val="20"/>
-              </w:rPr>
-              <w:t xml:space="preserve">Pérdida</w:t>
+                <w:color w:val="1A1A1A"/>
+                <w:sz w:val="20"/>
+                <w:szCs w:val="20"/>
+              </w:rPr>
+              <w:t xml:space="preserve">Frágil</w:t>
             </w:r>
           </w:p>
         </w:tc>
@@ -1731,7 +2043,7 @@
                 <w:sz w:val="20"/>
                 <w:szCs w:val="20"/>
               </w:rPr>
-              <w:t xml:space="preserve">12,8 %</w:t>
+              <w:t xml:space="preserve">16,7 %</w:t>
             </w:r>
           </w:p>
         </w:tc>
@@ -1846,7 +2158,7 @@
                 <w:sz w:val="20"/>
                 <w:szCs w:val="20"/>
               </w:rPr>
-              <w:t xml:space="preserve">21,5 %</w:t>
+              <w:t xml:space="preserve">25,1 %</w:t>
             </w:r>
           </w:p>
         </w:tc>
@@ -1959,7 +2271,7 @@
                 <w:sz w:val="20"/>
                 <w:szCs w:val="20"/>
               </w:rPr>
-              <w:t xml:space="preserve">35,4 %</w:t>
+              <w:t xml:space="preserve">38,3 %</w:t>
             </w:r>
           </w:p>
         </w:tc>
@@ -2074,7 +2386,7 @@
                 <w:sz w:val="20"/>
                 <w:szCs w:val="20"/>
               </w:rPr>
-              <w:t xml:space="preserve">45,1 %</w:t>
+              <w:t xml:space="preserve">47,5 %</w:t>
             </w:r>
           </w:p>
         </w:tc>
@@ -2190,7 +2502,7 @@
                 <w:sz w:val="20"/>
                 <w:szCs w:val="20"/>
               </w:rPr>
-              <w:t xml:space="preserve">53,5 %</w:t>
+              <w:t xml:space="preserve">55,5 %</w:t>
             </w:r>
           </w:p>
         </w:tc>
@@ -2306,7 +2618,7 @@
                 <w:sz w:val="20"/>
                 <w:szCs w:val="20"/>
               </w:rPr>
-              <w:t xml:space="preserve">57,8 %</w:t>
+              <w:t xml:space="preserve">59,6 %</w:t>
             </w:r>
           </w:p>
         </w:tc>
@@ -2422,7 +2734,7 @@
                 <w:sz w:val="20"/>
                 <w:szCs w:val="20"/>
               </w:rPr>
-              <w:t xml:space="preserve">65,7 %</w:t>
+              <w:t xml:space="preserve">67,2 %</w:t>
             </w:r>
           </w:p>
         </w:tc>
@@ -2538,7 +2850,7 @@
                 <w:sz w:val="20"/>
                 <w:szCs w:val="20"/>
               </w:rPr>
-              <w:t xml:space="preserve">70,3 %</w:t>
+              <w:t xml:space="preserve">71,6 %</w:t>
             </w:r>
           </w:p>
         </w:tc>
@@ -2624,7 +2936,7 @@
           <w:sz w:val="21"/>
           <w:szCs w:val="21"/>
         </w:rPr>
-        <w:t xml:space="preserve">El contrato tipo de 90 usuarios deja 12,8 % de margen. Cubre los costos y poco más: no financia desarrollo, ni un mes malo, ni tu tiempo comercial para conseguir el siguiente cliente. La operación se vuelve sana alrededor de los 150 usuarios, que en la práctica significa dos cámaras. Conviene firmar la primera sabiendo que la segunda no es opcional.</w:t>
+        <w:t xml:space="preserve">El contrato tipo de 90 usuarios deja 16,7 % de margen. Cubre los costos y poco más: no financia desarrollo, ni un mes malo, ni tu tiempo comercial para conseguir el siguiente cliente. La operación se vuelve sana alrededor de los 150 usuarios, que en la práctica significa dos cámaras. Conviene firmar la primera sabiendo que la segunda no es opcional.</w:t>
       </w:r>
     </w:p>
     <w:p>
@@ -3108,7 +3420,7 @@
                 <w:sz w:val="20"/>
                 <w:szCs w:val="20"/>
               </w:rPr>
-              <w:t xml:space="preserve">$39.542.400</w:t>
+              <w:t xml:space="preserve">$37.776.000</w:t>
             </w:r>
           </w:p>
         </w:tc>
@@ -3198,7 +3510,7 @@
                 <w:sz w:val="20"/>
                 <w:szCs w:val="20"/>
               </w:rPr>
-              <w:t xml:space="preserve">$12.817.600</w:t>
+              <w:t xml:space="preserve">$14.584.000</w:t>
             </w:r>
           </w:p>
         </w:tc>
@@ -3228,7 +3540,7 @@
                 <w:sz w:val="20"/>
                 <w:szCs w:val="20"/>
               </w:rPr>
-              <w:t xml:space="preserve">24,5 %</w:t>
+              <w:t xml:space="preserve">27,9 %</w:t>
             </w:r>
           </w:p>
         </w:tc>
@@ -3256,7 +3568,7 @@
           <w:sz w:val="21"/>
           <w:szCs w:val="21"/>
         </w:rPr>
-        <w:t xml:space="preserve">el primer año se ve bien porque la implementación lo sostiene. El segundo año desaparece ese ingreso y la misma cámara cae al 12,8 % de margen de la tabla anterior. La cifra que hay que mirar para decidir si el negocio existe es la del año dos, no la del año uno.</w:t>
+        <w:t xml:space="preserve">el primer año se ve bien porque la implementación lo sostiene. El segundo año desaparece ese ingreso y la misma cámara cae al 16,7 % de margen de la tabla anterior. La cifra que hay que mirar para decidir si el negocio existe es la del año dos, no la del año uno.</w:t>
       </w:r>
     </w:p>
     <w:p>
@@ -3485,7 +3797,7 @@
                 <w:sz w:val="20"/>
                 <w:szCs w:val="20"/>
               </w:rPr>
-              <w:t xml:space="preserve">56,4 %</w:t>
+              <w:t xml:space="preserve">58,4 %</w:t>
             </w:r>
           </w:p>
         </w:tc>
@@ -3575,7 +3887,7 @@
                 <w:sz w:val="20"/>
                 <w:szCs w:val="20"/>
               </w:rPr>
-              <w:t xml:space="preserve">53,5 %</w:t>
+              <w:t xml:space="preserve">55,5 %</w:t>
             </w:r>
           </w:p>
         </w:tc>

--- a/docs/comercial/sustentacion-precio-brujula.docx
+++ b/docs/comercial/sustentacion-precio-brujula.docx
@@ -3569,6 +3569,1026 @@
           <w:szCs w:val="21"/>
         </w:rPr>
         <w:t xml:space="preserve">el primer año se ve bien porque la implementación lo sostiene. El segundo año desaparece ese ingreso y la misma cámara cae al 16,7 % de margen de la tabla anterior. La cifra que hay que mirar para decidir si el negocio existe es la del año dos, no la del año uno.</w:t>
+      </w:r>
+    </w:p>
+    <w:p>
+      <w:pPr>
+        <w:pStyle w:val="Heading2"/>
+        <w:spacing w:after="110" w:before="260"/>
+      </w:pPr>
+      <w:r>
+        <w:rPr>
+          <w:rFonts w:ascii="Calibri" w:cs="Calibri" w:eastAsia="Calibri" w:hAnsi="Calibri"/>
+          <w:b/>
+          <w:bCs/>
+          <w:color w:val="1B6AB5"/>
+          <w:sz w:val="24"/>
+          <w:szCs w:val="24"/>
+        </w:rPr>
+        <w:t xml:space="preserve">Cuando el presupuesto de la cámara manda</w:t>
+      </w:r>
+    </w:p>
+    <w:p>
+      <w:pPr>
+        <w:spacing w:after="140" w:before="0" w:line="276"/>
+      </w:pPr>
+      <w:r>
+        <w:rPr>
+          <w:rFonts w:ascii="Calibri" w:cs="Calibri" w:eastAsia="Calibri" w:hAnsi="Calibri"/>
+          <w:color w:val="1A1A1A"/>
+          <w:sz w:val="21"/>
+          <w:szCs w:val="21"/>
+        </w:rPr>
+        <w:t xml:space="preserve">A veces la cámara no negocia sobre la lista de precios: llega con una partida ya aprobada y pregunta si alcanza. Este cuadro responde esa conversación para una cohorte de 200 usuarios, midiendo contra las dos bases de costo, porque las dos son ciertas y dicen cosas opuestas.</w:t>
+      </w:r>
+    </w:p>
+    <w:tbl>
+      <w:tblPr>
+        <w:tblW w:type="dxa" w:w="9360"/>
+        <w:tblBorders>
+          <w:top w:val="single" w:color="BBD1E8" w:sz="4"/>
+          <w:left w:val="single" w:color="BBD1E8" w:sz="4"/>
+          <w:bottom w:val="single" w:color="BBD1E8" w:sz="4"/>
+          <w:right w:val="single" w:color="BBD1E8" w:sz="4"/>
+          <w:insideH w:val="single" w:color="BBD1E8" w:sz="2"/>
+          <w:insideV w:val="single" w:color="BBD1E8" w:sz="2"/>
+        </w:tblBorders>
+      </w:tblPr>
+      <w:tblGrid>
+        <w:gridCol w:w="2100"/>
+        <w:gridCol w:w="1700"/>
+        <w:gridCol w:w="2200"/>
+        <w:gridCol w:w="1700"/>
+        <w:gridCol w:w="1660"/>
+      </w:tblGrid>
+      <w:tr>
+        <w:trPr>
+          <w:tblHeader/>
+        </w:trPr>
+        <w:tc>
+          <w:tcPr>
+            <w:tcW w:type="dxa" w:w="2100"/>
+            <w:shd w:fill="14497E" w:color="auto" w:val="clear"/>
+            <w:tcMar>
+              <w:top w:type="dxa" w:w="90"/>
+              <w:left w:type="dxa" w:w="130"/>
+              <w:bottom w:type="dxa" w:w="90"/>
+              <w:right w:type="dxa" w:w="130"/>
+            </w:tcMar>
+            <w:vAlign w:val="center"/>
+          </w:tcPr>
+          <w:p>
+            <w:pPr>
+              <w:spacing w:after="0" w:line="252"/>
+              <w:jc w:val="left"/>
+            </w:pPr>
+            <w:r>
+              <w:rPr>
+                <w:rFonts w:ascii="Calibri" w:cs="Calibri" w:eastAsia="Calibri" w:hAnsi="Calibri"/>
+                <w:b/>
+                <w:bCs/>
+                <w:color w:val="FFFFFF"/>
+                <w:sz w:val="20"/>
+                <w:szCs w:val="20"/>
+              </w:rPr>
+              <w:t xml:space="preserve">Por usuario/año</w:t>
+            </w:r>
+          </w:p>
+        </w:tc>
+        <w:tc>
+          <w:tcPr>
+            <w:tcW w:type="dxa" w:w="1700"/>
+            <w:shd w:fill="14497E" w:color="auto" w:val="clear"/>
+            <w:tcMar>
+              <w:top w:type="dxa" w:w="90"/>
+              <w:left w:type="dxa" w:w="130"/>
+              <w:bottom w:type="dxa" w:w="90"/>
+              <w:right w:type="dxa" w:w="130"/>
+            </w:tcMar>
+            <w:vAlign w:val="center"/>
+          </w:tcPr>
+          <w:p>
+            <w:pPr>
+              <w:spacing w:after="0" w:line="252"/>
+              <w:jc w:val="right"/>
+            </w:pPr>
+            <w:r>
+              <w:rPr>
+                <w:rFonts w:ascii="Calibri" w:cs="Calibri" w:eastAsia="Calibri" w:hAnsi="Calibri"/>
+                <w:b/>
+                <w:bCs/>
+                <w:color w:val="FFFFFF"/>
+                <w:sz w:val="20"/>
+                <w:szCs w:val="20"/>
+              </w:rPr>
+              <w:t xml:space="preserve">En USD</w:t>
+            </w:r>
+          </w:p>
+        </w:tc>
+        <w:tc>
+          <w:tcPr>
+            <w:tcW w:type="dxa" w:w="2200"/>
+            <w:shd w:fill="14497E" w:color="auto" w:val="clear"/>
+            <w:tcMar>
+              <w:top w:type="dxa" w:w="90"/>
+              <w:left w:type="dxa" w:w="130"/>
+              <w:bottom w:type="dxa" w:w="90"/>
+              <w:right w:type="dxa" w:w="130"/>
+            </w:tcMar>
+            <w:vAlign w:val="center"/>
+          </w:tcPr>
+          <w:p>
+            <w:pPr>
+              <w:spacing w:after="0" w:line="252"/>
+              <w:jc w:val="right"/>
+            </w:pPr>
+            <w:r>
+              <w:rPr>
+                <w:rFonts w:ascii="Calibri" w:cs="Calibri" w:eastAsia="Calibri" w:hAnsi="Calibri"/>
+                <w:b/>
+                <w:bCs/>
+                <w:color w:val="FFFFFF"/>
+                <w:sz w:val="20"/>
+                <w:szCs w:val="20"/>
+              </w:rPr>
+              <w:t xml:space="preserve">Contrato</w:t>
+            </w:r>
+          </w:p>
+        </w:tc>
+        <w:tc>
+          <w:tcPr>
+            <w:tcW w:type="dxa" w:w="1700"/>
+            <w:shd w:fill="14497E" w:color="auto" w:val="clear"/>
+            <w:tcMar>
+              <w:top w:type="dxa" w:w="90"/>
+              <w:left w:type="dxa" w:w="130"/>
+              <w:bottom w:type="dxa" w:w="90"/>
+              <w:right w:type="dxa" w:w="130"/>
+            </w:tcMar>
+            <w:vAlign w:val="center"/>
+          </w:tcPr>
+          <w:p>
+            <w:pPr>
+              <w:spacing w:after="0" w:line="252"/>
+              <w:jc w:val="right"/>
+            </w:pPr>
+            <w:r>
+              <w:rPr>
+                <w:rFonts w:ascii="Calibri" w:cs="Calibri" w:eastAsia="Calibri" w:hAnsi="Calibri"/>
+                <w:b/>
+                <w:bCs/>
+                <w:color w:val="FFFFFF"/>
+                <w:sz w:val="20"/>
+                <w:szCs w:val="20"/>
+              </w:rPr>
+              <w:t xml:space="preserve">vs mantenim.</w:t>
+            </w:r>
+          </w:p>
+        </w:tc>
+        <w:tc>
+          <w:tcPr>
+            <w:tcW w:type="dxa" w:w="1660"/>
+            <w:shd w:fill="14497E" w:color="auto" w:val="clear"/>
+            <w:tcMar>
+              <w:top w:type="dxa" w:w="90"/>
+              <w:left w:type="dxa" w:w="130"/>
+              <w:bottom w:type="dxa" w:w="90"/>
+              <w:right w:type="dxa" w:w="130"/>
+            </w:tcMar>
+            <w:vAlign w:val="center"/>
+          </w:tcPr>
+          <w:p>
+            <w:pPr>
+              <w:spacing w:after="0" w:line="252"/>
+              <w:jc w:val="center"/>
+            </w:pPr>
+            <w:r>
+              <w:rPr>
+                <w:rFonts w:ascii="Calibri" w:cs="Calibri" w:eastAsia="Calibri" w:hAnsi="Calibri"/>
+                <w:b/>
+                <w:bCs/>
+                <w:color w:val="FFFFFF"/>
+                <w:sz w:val="20"/>
+                <w:szCs w:val="20"/>
+              </w:rPr>
+              <w:t xml:space="preserve">Contratos</w:t>
+            </w:r>
+          </w:p>
+        </w:tc>
+      </w:tr>
+      <w:tr>
+        <w:tc>
+          <w:tcPr>
+            <w:tcW w:type="dxa" w:w="2100"/>
+            <w:shd w:fill="FBEAEA" w:color="auto" w:val="clear"/>
+            <w:tcMar>
+              <w:top w:type="dxa" w:w="90"/>
+              <w:left w:type="dxa" w:w="130"/>
+              <w:bottom w:type="dxa" w:w="90"/>
+              <w:right w:type="dxa" w:w="130"/>
+            </w:tcMar>
+            <w:vAlign w:val="center"/>
+          </w:tcPr>
+          <w:p>
+            <w:pPr>
+              <w:spacing w:after="0" w:line="252"/>
+              <w:jc w:val="left"/>
+            </w:pPr>
+            <w:r>
+              <w:rPr>
+                <w:rFonts w:ascii="Calibri" w:cs="Calibri" w:eastAsia="Calibri" w:hAnsi="Calibri"/>
+                <w:b w:val="false"/>
+                <w:bCs w:val="false"/>
+                <w:color w:val="1A1A1A"/>
+                <w:sz w:val="20"/>
+                <w:szCs w:val="20"/>
+              </w:rPr>
+              <w:t xml:space="preserve">$80.000</w:t>
+            </w:r>
+          </w:p>
+        </w:tc>
+        <w:tc>
+          <w:tcPr>
+            <w:tcW w:type="dxa" w:w="1700"/>
+            <w:shd w:fill="FBEAEA" w:color="auto" w:val="clear"/>
+            <w:tcMar>
+              <w:top w:type="dxa" w:w="90"/>
+              <w:left w:type="dxa" w:w="130"/>
+              <w:bottom w:type="dxa" w:w="90"/>
+              <w:right w:type="dxa" w:w="130"/>
+            </w:tcMar>
+            <w:vAlign w:val="center"/>
+          </w:tcPr>
+          <w:p>
+            <w:pPr>
+              <w:spacing w:after="0" w:line="252"/>
+              <w:jc w:val="right"/>
+            </w:pPr>
+            <w:r>
+              <w:rPr>
+                <w:rFonts w:ascii="Calibri" w:cs="Calibri" w:eastAsia="Calibri" w:hAnsi="Calibri"/>
+                <w:color w:val="1A1A1A"/>
+                <w:sz w:val="20"/>
+                <w:szCs w:val="20"/>
+              </w:rPr>
+              <w:t xml:space="preserve">USD 25,00</w:t>
+            </w:r>
+          </w:p>
+        </w:tc>
+        <w:tc>
+          <w:tcPr>
+            <w:tcW w:type="dxa" w:w="2200"/>
+            <w:shd w:fill="FBEAEA" w:color="auto" w:val="clear"/>
+            <w:tcMar>
+              <w:top w:type="dxa" w:w="90"/>
+              <w:left w:type="dxa" w:w="130"/>
+              <w:bottom w:type="dxa" w:w="90"/>
+              <w:right w:type="dxa" w:w="130"/>
+            </w:tcMar>
+            <w:vAlign w:val="center"/>
+          </w:tcPr>
+          <w:p>
+            <w:pPr>
+              <w:spacing w:after="0" w:line="252"/>
+              <w:jc w:val="right"/>
+            </w:pPr>
+            <w:r>
+              <w:rPr>
+                <w:rFonts w:ascii="Calibri" w:cs="Calibri" w:eastAsia="Calibri" w:hAnsi="Calibri"/>
+                <w:color w:val="1A1A1A"/>
+                <w:sz w:val="20"/>
+                <w:szCs w:val="20"/>
+              </w:rPr>
+              <w:t xml:space="preserve">$16.000.000</w:t>
+            </w:r>
+          </w:p>
+        </w:tc>
+        <w:tc>
+          <w:tcPr>
+            <w:tcW w:type="dxa" w:w="1700"/>
+            <w:shd w:fill="FBEAEA" w:color="auto" w:val="clear"/>
+            <w:tcMar>
+              <w:top w:type="dxa" w:w="90"/>
+              <w:left w:type="dxa" w:w="130"/>
+              <w:bottom w:type="dxa" w:w="90"/>
+              <w:right w:type="dxa" w:w="130"/>
+            </w:tcMar>
+            <w:vAlign w:val="center"/>
+          </w:tcPr>
+          <w:p>
+            <w:pPr>
+              <w:spacing w:after="0" w:line="252"/>
+              <w:jc w:val="right"/>
+            </w:pPr>
+            <w:r>
+              <w:rPr>
+                <w:rFonts w:ascii="Calibri" w:cs="Calibri" w:eastAsia="Calibri" w:hAnsi="Calibri"/>
+                <w:color w:val="1A1A1A"/>
+                <w:sz w:val="20"/>
+                <w:szCs w:val="20"/>
+              </w:rPr>
+              <w:t xml:space="preserve">$6.911.500 (43,2 %)</w:t>
+            </w:r>
+          </w:p>
+        </w:tc>
+        <w:tc>
+          <w:tcPr>
+            <w:tcW w:type="dxa" w:w="1660"/>
+            <w:shd w:fill="FBEAEA" w:color="auto" w:val="clear"/>
+            <w:tcMar>
+              <w:top w:type="dxa" w:w="90"/>
+              <w:left w:type="dxa" w:w="130"/>
+              <w:bottom w:type="dxa" w:w="90"/>
+              <w:right w:type="dxa" w:w="130"/>
+            </w:tcMar>
+            <w:vAlign w:val="center"/>
+          </w:tcPr>
+          <w:p>
+            <w:pPr>
+              <w:spacing w:after="0" w:line="252"/>
+              <w:jc w:val="center"/>
+            </w:pPr>
+            <w:r>
+              <w:rPr>
+                <w:rFonts w:ascii="Calibri" w:cs="Calibri" w:eastAsia="Calibri" w:hAnsi="Calibri"/>
+                <w:b w:val="false"/>
+                <w:bCs w:val="false"/>
+                <w:color w:val="8A1C1C"/>
+                <w:sz w:val="20"/>
+                <w:szCs w:val="20"/>
+              </w:rPr>
+              <w:t xml:space="preserve">3</w:t>
+            </w:r>
+          </w:p>
+        </w:tc>
+      </w:tr>
+      <w:tr>
+        <w:tc>
+          <w:tcPr>
+            <w:tcW w:type="dxa" w:w="2100"/>
+            <w:shd w:fill="FBEAEA" w:color="auto" w:val="clear"/>
+            <w:tcMar>
+              <w:top w:type="dxa" w:w="90"/>
+              <w:left w:type="dxa" w:w="130"/>
+              <w:bottom w:type="dxa" w:w="90"/>
+              <w:right w:type="dxa" w:w="130"/>
+            </w:tcMar>
+            <w:vAlign w:val="center"/>
+          </w:tcPr>
+          <w:p>
+            <w:pPr>
+              <w:spacing w:after="0" w:line="252"/>
+              <w:jc w:val="left"/>
+            </w:pPr>
+            <w:r>
+              <w:rPr>
+                <w:rFonts w:ascii="Calibri" w:cs="Calibri" w:eastAsia="Calibri" w:hAnsi="Calibri"/>
+                <w:b w:val="false"/>
+                <w:bCs w:val="false"/>
+                <w:color w:val="1A1A1A"/>
+                <w:sz w:val="20"/>
+                <w:szCs w:val="20"/>
+              </w:rPr>
+              <w:t xml:space="preserve">$85.000</w:t>
+            </w:r>
+          </w:p>
+        </w:tc>
+        <w:tc>
+          <w:tcPr>
+            <w:tcW w:type="dxa" w:w="1700"/>
+            <w:shd w:fill="FBEAEA" w:color="auto" w:val="clear"/>
+            <w:tcMar>
+              <w:top w:type="dxa" w:w="90"/>
+              <w:left w:type="dxa" w:w="130"/>
+              <w:bottom w:type="dxa" w:w="90"/>
+              <w:right w:type="dxa" w:w="130"/>
+            </w:tcMar>
+            <w:vAlign w:val="center"/>
+          </w:tcPr>
+          <w:p>
+            <w:pPr>
+              <w:spacing w:after="0" w:line="252"/>
+              <w:jc w:val="right"/>
+            </w:pPr>
+            <w:r>
+              <w:rPr>
+                <w:rFonts w:ascii="Calibri" w:cs="Calibri" w:eastAsia="Calibri" w:hAnsi="Calibri"/>
+                <w:color w:val="1A1A1A"/>
+                <w:sz w:val="20"/>
+                <w:szCs w:val="20"/>
+              </w:rPr>
+              <w:t xml:space="preserve">USD 26,56</w:t>
+            </w:r>
+          </w:p>
+        </w:tc>
+        <w:tc>
+          <w:tcPr>
+            <w:tcW w:type="dxa" w:w="2200"/>
+            <w:shd w:fill="FBEAEA" w:color="auto" w:val="clear"/>
+            <w:tcMar>
+              <w:top w:type="dxa" w:w="90"/>
+              <w:left w:type="dxa" w:w="130"/>
+              <w:bottom w:type="dxa" w:w="90"/>
+              <w:right w:type="dxa" w:w="130"/>
+            </w:tcMar>
+            <w:vAlign w:val="center"/>
+          </w:tcPr>
+          <w:p>
+            <w:pPr>
+              <w:spacing w:after="0" w:line="252"/>
+              <w:jc w:val="right"/>
+            </w:pPr>
+            <w:r>
+              <w:rPr>
+                <w:rFonts w:ascii="Calibri" w:cs="Calibri" w:eastAsia="Calibri" w:hAnsi="Calibri"/>
+                <w:color w:val="1A1A1A"/>
+                <w:sz w:val="20"/>
+                <w:szCs w:val="20"/>
+              </w:rPr>
+              <w:t xml:space="preserve">$17.000.000</w:t>
+            </w:r>
+          </w:p>
+        </w:tc>
+        <w:tc>
+          <w:tcPr>
+            <w:tcW w:type="dxa" w:w="1700"/>
+            <w:shd w:fill="FBEAEA" w:color="auto" w:val="clear"/>
+            <w:tcMar>
+              <w:top w:type="dxa" w:w="90"/>
+              <w:left w:type="dxa" w:w="130"/>
+              <w:bottom w:type="dxa" w:w="90"/>
+              <w:right w:type="dxa" w:w="130"/>
+            </w:tcMar>
+            <w:vAlign w:val="center"/>
+          </w:tcPr>
+          <w:p>
+            <w:pPr>
+              <w:spacing w:after="0" w:line="252"/>
+              <w:jc w:val="right"/>
+            </w:pPr>
+            <w:r>
+              <w:rPr>
+                <w:rFonts w:ascii="Calibri" w:cs="Calibri" w:eastAsia="Calibri" w:hAnsi="Calibri"/>
+                <w:color w:val="1A1A1A"/>
+                <w:sz w:val="20"/>
+                <w:szCs w:val="20"/>
+              </w:rPr>
+              <w:t xml:space="preserve">$7.911.500 (46,5 %)</w:t>
+            </w:r>
+          </w:p>
+        </w:tc>
+        <w:tc>
+          <w:tcPr>
+            <w:tcW w:type="dxa" w:w="1660"/>
+            <w:shd w:fill="FBEAEA" w:color="auto" w:val="clear"/>
+            <w:tcMar>
+              <w:top w:type="dxa" w:w="90"/>
+              <w:left w:type="dxa" w:w="130"/>
+              <w:bottom w:type="dxa" w:w="90"/>
+              <w:right w:type="dxa" w:w="130"/>
+            </w:tcMar>
+            <w:vAlign w:val="center"/>
+          </w:tcPr>
+          <w:p>
+            <w:pPr>
+              <w:spacing w:after="0" w:line="252"/>
+              <w:jc w:val="center"/>
+            </w:pPr>
+            <w:r>
+              <w:rPr>
+                <w:rFonts w:ascii="Calibri" w:cs="Calibri" w:eastAsia="Calibri" w:hAnsi="Calibri"/>
+                <w:b w:val="false"/>
+                <w:bCs w:val="false"/>
+                <w:color w:val="8A1C1C"/>
+                <w:sz w:val="20"/>
+                <w:szCs w:val="20"/>
+              </w:rPr>
+              <w:t xml:space="preserve">3</w:t>
+            </w:r>
+          </w:p>
+        </w:tc>
+      </w:tr>
+      <w:tr>
+        <w:tc>
+          <w:tcPr>
+            <w:tcW w:type="dxa" w:w="2100"/>
+            <w:shd w:fill="FBEAEA" w:color="auto" w:val="clear"/>
+            <w:tcMar>
+              <w:top w:type="dxa" w:w="90"/>
+              <w:left w:type="dxa" w:w="130"/>
+              <w:bottom w:type="dxa" w:w="90"/>
+              <w:right w:type="dxa" w:w="130"/>
+            </w:tcMar>
+            <w:vAlign w:val="center"/>
+          </w:tcPr>
+          <w:p>
+            <w:pPr>
+              <w:spacing w:after="0" w:line="252"/>
+              <w:jc w:val="left"/>
+            </w:pPr>
+            <w:r>
+              <w:rPr>
+                <w:rFonts w:ascii="Calibri" w:cs="Calibri" w:eastAsia="Calibri" w:hAnsi="Calibri"/>
+                <w:b w:val="false"/>
+                <w:bCs w:val="false"/>
+                <w:color w:val="1A1A1A"/>
+                <w:sz w:val="20"/>
+                <w:szCs w:val="20"/>
+              </w:rPr>
+              <w:t xml:space="preserve">$100.000</w:t>
+            </w:r>
+          </w:p>
+        </w:tc>
+        <w:tc>
+          <w:tcPr>
+            <w:tcW w:type="dxa" w:w="1700"/>
+            <w:shd w:fill="FBEAEA" w:color="auto" w:val="clear"/>
+            <w:tcMar>
+              <w:top w:type="dxa" w:w="90"/>
+              <w:left w:type="dxa" w:w="130"/>
+              <w:bottom w:type="dxa" w:w="90"/>
+              <w:right w:type="dxa" w:w="130"/>
+            </w:tcMar>
+            <w:vAlign w:val="center"/>
+          </w:tcPr>
+          <w:p>
+            <w:pPr>
+              <w:spacing w:after="0" w:line="252"/>
+              <w:jc w:val="right"/>
+            </w:pPr>
+            <w:r>
+              <w:rPr>
+                <w:rFonts w:ascii="Calibri" w:cs="Calibri" w:eastAsia="Calibri" w:hAnsi="Calibri"/>
+                <w:color w:val="1A1A1A"/>
+                <w:sz w:val="20"/>
+                <w:szCs w:val="20"/>
+              </w:rPr>
+              <w:t xml:space="preserve">USD 31,25</w:t>
+            </w:r>
+          </w:p>
+        </w:tc>
+        <w:tc>
+          <w:tcPr>
+            <w:tcW w:type="dxa" w:w="2200"/>
+            <w:shd w:fill="FBEAEA" w:color="auto" w:val="clear"/>
+            <w:tcMar>
+              <w:top w:type="dxa" w:w="90"/>
+              <w:left w:type="dxa" w:w="130"/>
+              <w:bottom w:type="dxa" w:w="90"/>
+              <w:right w:type="dxa" w:w="130"/>
+            </w:tcMar>
+            <w:vAlign w:val="center"/>
+          </w:tcPr>
+          <w:p>
+            <w:pPr>
+              <w:spacing w:after="0" w:line="252"/>
+              <w:jc w:val="right"/>
+            </w:pPr>
+            <w:r>
+              <w:rPr>
+                <w:rFonts w:ascii="Calibri" w:cs="Calibri" w:eastAsia="Calibri" w:hAnsi="Calibri"/>
+                <w:color w:val="1A1A1A"/>
+                <w:sz w:val="20"/>
+                <w:szCs w:val="20"/>
+              </w:rPr>
+              <w:t xml:space="preserve">$20.000.000</w:t>
+            </w:r>
+          </w:p>
+        </w:tc>
+        <w:tc>
+          <w:tcPr>
+            <w:tcW w:type="dxa" w:w="1700"/>
+            <w:shd w:fill="FBEAEA" w:color="auto" w:val="clear"/>
+            <w:tcMar>
+              <w:top w:type="dxa" w:w="90"/>
+              <w:left w:type="dxa" w:w="130"/>
+              <w:bottom w:type="dxa" w:w="90"/>
+              <w:right w:type="dxa" w:w="130"/>
+            </w:tcMar>
+            <w:vAlign w:val="center"/>
+          </w:tcPr>
+          <w:p>
+            <w:pPr>
+              <w:spacing w:after="0" w:line="252"/>
+              <w:jc w:val="right"/>
+            </w:pPr>
+            <w:r>
+              <w:rPr>
+                <w:rFonts w:ascii="Calibri" w:cs="Calibri" w:eastAsia="Calibri" w:hAnsi="Calibri"/>
+                <w:color w:val="1A1A1A"/>
+                <w:sz w:val="20"/>
+                <w:szCs w:val="20"/>
+              </w:rPr>
+              <w:t xml:space="preserve">$10.911.500 (54,6 %)</w:t>
+            </w:r>
+          </w:p>
+        </w:tc>
+        <w:tc>
+          <w:tcPr>
+            <w:tcW w:type="dxa" w:w="1660"/>
+            <w:shd w:fill="FBEAEA" w:color="auto" w:val="clear"/>
+            <w:tcMar>
+              <w:top w:type="dxa" w:w="90"/>
+              <w:left w:type="dxa" w:w="130"/>
+              <w:bottom w:type="dxa" w:w="90"/>
+              <w:right w:type="dxa" w:w="130"/>
+            </w:tcMar>
+            <w:vAlign w:val="center"/>
+          </w:tcPr>
+          <w:p>
+            <w:pPr>
+              <w:spacing w:after="0" w:line="252"/>
+              <w:jc w:val="center"/>
+            </w:pPr>
+            <w:r>
+              <w:rPr>
+                <w:rFonts w:ascii="Calibri" w:cs="Calibri" w:eastAsia="Calibri" w:hAnsi="Calibri"/>
+                <w:b w:val="false"/>
+                <w:bCs w:val="false"/>
+                <w:color w:val="8A1C1C"/>
+                <w:sz w:val="20"/>
+                <w:szCs w:val="20"/>
+              </w:rPr>
+              <w:t xml:space="preserve">2</w:t>
+            </w:r>
+          </w:p>
+        </w:tc>
+      </w:tr>
+      <w:tr>
+        <w:tc>
+          <w:tcPr>
+            <w:tcW w:type="dxa" w:w="2100"/>
+            <w:shd w:fill="E4F6F3" w:color="auto" w:val="clear"/>
+            <w:tcMar>
+              <w:top w:type="dxa" w:w="90"/>
+              <w:left w:type="dxa" w:w="130"/>
+              <w:bottom w:type="dxa" w:w="90"/>
+              <w:right w:type="dxa" w:w="130"/>
+            </w:tcMar>
+            <w:vAlign w:val="center"/>
+          </w:tcPr>
+          <w:p>
+            <w:pPr>
+              <w:spacing w:after="0" w:line="252"/>
+              <w:jc w:val="left"/>
+            </w:pPr>
+            <w:r>
+              <w:rPr>
+                <w:rFonts w:ascii="Calibri" w:cs="Calibri" w:eastAsia="Calibri" w:hAnsi="Calibri"/>
+                <w:b/>
+                <w:bCs/>
+                <w:color w:val="1A1A1A"/>
+                <w:sz w:val="20"/>
+                <w:szCs w:val="20"/>
+              </w:rPr>
+              <w:t xml:space="preserve">$188.880</w:t>
+            </w:r>
+          </w:p>
+        </w:tc>
+        <w:tc>
+          <w:tcPr>
+            <w:tcW w:type="dxa" w:w="1700"/>
+            <w:shd w:fill="E4F6F3" w:color="auto" w:val="clear"/>
+            <w:tcMar>
+              <w:top w:type="dxa" w:w="90"/>
+              <w:left w:type="dxa" w:w="130"/>
+              <w:bottom w:type="dxa" w:w="90"/>
+              <w:right w:type="dxa" w:w="130"/>
+            </w:tcMar>
+            <w:vAlign w:val="center"/>
+          </w:tcPr>
+          <w:p>
+            <w:pPr>
+              <w:spacing w:after="0" w:line="252"/>
+              <w:jc w:val="right"/>
+            </w:pPr>
+            <w:r>
+              <w:rPr>
+                <w:rFonts w:ascii="Calibri" w:cs="Calibri" w:eastAsia="Calibri" w:hAnsi="Calibri"/>
+                <w:color w:val="1A1A1A"/>
+                <w:sz w:val="20"/>
+                <w:szCs w:val="20"/>
+              </w:rPr>
+              <w:t xml:space="preserve">USD 59,02</w:t>
+            </w:r>
+          </w:p>
+        </w:tc>
+        <w:tc>
+          <w:tcPr>
+            <w:tcW w:type="dxa" w:w="2200"/>
+            <w:shd w:fill="E4F6F3" w:color="auto" w:val="clear"/>
+            <w:tcMar>
+              <w:top w:type="dxa" w:w="90"/>
+              <w:left w:type="dxa" w:w="130"/>
+              <w:bottom w:type="dxa" w:w="90"/>
+              <w:right w:type="dxa" w:w="130"/>
+            </w:tcMar>
+            <w:vAlign w:val="center"/>
+          </w:tcPr>
+          <w:p>
+            <w:pPr>
+              <w:spacing w:after="0" w:line="252"/>
+              <w:jc w:val="right"/>
+            </w:pPr>
+            <w:r>
+              <w:rPr>
+                <w:rFonts w:ascii="Calibri" w:cs="Calibri" w:eastAsia="Calibri" w:hAnsi="Calibri"/>
+                <w:color w:val="1A1A1A"/>
+                <w:sz w:val="20"/>
+                <w:szCs w:val="20"/>
+              </w:rPr>
+              <w:t xml:space="preserve">$37.776.000</w:t>
+            </w:r>
+          </w:p>
+        </w:tc>
+        <w:tc>
+          <w:tcPr>
+            <w:tcW w:type="dxa" w:w="1700"/>
+            <w:shd w:fill="E4F6F3" w:color="auto" w:val="clear"/>
+            <w:tcMar>
+              <w:top w:type="dxa" w:w="90"/>
+              <w:left w:type="dxa" w:w="130"/>
+              <w:bottom w:type="dxa" w:w="90"/>
+              <w:right w:type="dxa" w:w="130"/>
+            </w:tcMar>
+            <w:vAlign w:val="center"/>
+          </w:tcPr>
+          <w:p>
+            <w:pPr>
+              <w:spacing w:after="0" w:line="252"/>
+              <w:jc w:val="right"/>
+            </w:pPr>
+            <w:r>
+              <w:rPr>
+                <w:rFonts w:ascii="Calibri" w:cs="Calibri" w:eastAsia="Calibri" w:hAnsi="Calibri"/>
+                <w:color w:val="1A1A1A"/>
+                <w:sz w:val="20"/>
+                <w:szCs w:val="20"/>
+              </w:rPr>
+              <w:t xml:space="preserve">$28.687.500 (75,9 %)</w:t>
+            </w:r>
+          </w:p>
+        </w:tc>
+        <w:tc>
+          <w:tcPr>
+            <w:tcW w:type="dxa" w:w="1660"/>
+            <w:shd w:fill="E4F6F3" w:color="auto" w:val="clear"/>
+            <w:tcMar>
+              <w:top w:type="dxa" w:w="90"/>
+              <w:left w:type="dxa" w:w="130"/>
+              <w:bottom w:type="dxa" w:w="90"/>
+              <w:right w:type="dxa" w:w="130"/>
+            </w:tcMar>
+            <w:vAlign w:val="center"/>
+          </w:tcPr>
+          <w:p>
+            <w:pPr>
+              <w:spacing w:after="0" w:line="252"/>
+              <w:jc w:val="center"/>
+            </w:pPr>
+            <w:r>
+              <w:rPr>
+                <w:rFonts w:ascii="Calibri" w:cs="Calibri" w:eastAsia="Calibri" w:hAnsi="Calibri"/>
+                <w:b/>
+                <w:bCs/>
+                <w:color w:val="0C7A6F"/>
+                <w:sz w:val="20"/>
+                <w:szCs w:val="20"/>
+              </w:rPr>
+              <w:t xml:space="preserve">1</w:t>
+            </w:r>
+          </w:p>
+        </w:tc>
+      </w:tr>
+    </w:tbl>
+    <w:p>
+      <w:pPr>
+        <w:spacing w:after="140" w:before="120" w:line="276"/>
+      </w:pPr>
+      <w:r>
+        <w:rPr>
+          <w:rFonts w:ascii="Calibri" w:cs="Calibri" w:eastAsia="Calibri" w:hAnsi="Calibri"/>
+          <w:b/>
+          <w:bCs/>
+          <w:color w:val="1A1A1A"/>
+          <w:sz w:val="21"/>
+          <w:szCs w:val="21"/>
+        </w:rPr>
+        <w:t xml:space="preserve">La última columna es la que decide: cuántos contratos de ese tamaño hacen falta para cubrir el costo asignado del año. A </w:t>
+      </w:r>
+      <w:r>
+        <w:rPr>
+          <w:rFonts w:ascii="Calibri" w:cs="Calibri" w:eastAsia="Calibri" w:hAnsi="Calibri"/>
+          <w:color w:val="1A1A1A"/>
+          <w:sz w:val="21"/>
+          <w:szCs w:val="21"/>
+        </w:rPr>
+        <w:t xml:space="preserve">$188.880 por usuario/año una sola cohorte de 200 se sostiene sola. Por debajo, el negocio depende de conseguir los otros dos clientes.</w:t>
+      </w:r>
+    </w:p>
+    <w:p>
+      <w:pPr>
+        <w:pBdr>
+          <w:top w:val="single" w:color="E9F0F8" w:sz="2" w:space="8"/>
+          <w:left w:val="single" w:color="14497E" w:sz="18" w:space="10"/>
+        </w:pBdr>
+        <w:shd w:fill="E9F0F8" w:color="auto" w:val="clear"/>
+        <w:spacing w:after="60" w:before="150" w:line="270"/>
+        <w:ind w:left="150" w:right="150"/>
+      </w:pPr>
+      <w:r>
+        <w:rPr>
+          <w:rFonts w:ascii="Calibri" w:cs="Calibri" w:eastAsia="Calibri" w:hAnsi="Calibri"/>
+          <w:b/>
+          <w:bCs/>
+          <w:color w:val="1A1A1A"/>
+          <w:sz w:val="21"/>
+          <w:szCs w:val="21"/>
+        </w:rPr>
+        <w:t xml:space="preserve">Referencia externa</w:t>
+      </w:r>
+    </w:p>
+    <w:p>
+      <w:pPr>
+        <w:pBdr>
+          <w:bottom w:val="single" w:color="E9F0F8" w:sz="2" w:space="8"/>
+          <w:left w:val="single" w:color="14497E" w:sz="18" w:space="10"/>
+        </w:pBdr>
+        <w:shd w:fill="E9F0F8" w:color="auto" w:val="clear"/>
+        <w:spacing w:after="180" w:before="0" w:line="270"/>
+        <w:ind w:left="150" w:right="150"/>
+      </w:pPr>
+      <w:r>
+        <w:rPr>
+          <w:rFonts w:ascii="Calibri" w:cs="Calibri" w:eastAsia="Calibri" w:hAnsi="Calibri"/>
+          <w:color w:val="1A1A1A"/>
+          <w:sz w:val="21"/>
+          <w:szCs w:val="21"/>
+        </w:rPr>
+        <w:t xml:space="preserve">Plataformas comparables de formación empresarial cobran entre USD 240 y 600 por usuario al año (sabionet.com/mejores-plataformas-lms, consultado en septiembre de 2026). A USD 25–31, un contrato de $80.000–$100.000 anuales está entre nueve y veinticuatro veces por debajo de esa banda. No es un precio competitivo: es otra categoría de producto.</w:t>
+      </w:r>
+    </w:p>
+    <w:p>
+      <w:pPr>
+        <w:pStyle w:val="Heading2"/>
+        <w:spacing w:after="110" w:before="260"/>
+      </w:pPr>
+      <w:r>
+        <w:rPr>
+          <w:rFonts w:ascii="Calibri" w:cs="Calibri" w:eastAsia="Calibri" w:hAnsi="Calibri"/>
+          <w:b/>
+          <w:bCs/>
+          <w:color w:val="1B6AB5"/>
+          <w:sz w:val="24"/>
+          <w:szCs w:val="24"/>
+        </w:rPr>
+        <w:t xml:space="preserve">Las tres condiciones que harían viable un precio bajo</w:t>
+      </w:r>
+    </w:p>
+    <w:p>
+      <w:pPr>
+        <w:spacing w:after="140" w:before="0" w:line="276"/>
+      </w:pPr>
+      <w:r>
+        <w:rPr>
+          <w:rFonts w:ascii="Calibri" w:cs="Calibri" w:eastAsia="Calibri" w:hAnsi="Calibri"/>
+          <w:color w:val="1A1A1A"/>
+          <w:sz w:val="21"/>
+          <w:szCs w:val="21"/>
+        </w:rPr>
+        <w:t xml:space="preserve">Un precio de entrada bajo puede ser una decisión correcta. Deja de serlo cuando es el resultado de no haberse atrevido a pedir más. Si se toma, se toma con las tres condiciones:</w:t>
+      </w:r>
+    </w:p>
+    <w:p>
+      <w:pPr>
+        <w:pStyle w:val="ListParagraph"/>
+        <w:numPr>
+          <w:ilvl w:val="0"/>
+          <w:numId w:val="3"/>
+        </w:numPr>
+        <w:spacing w:after="90" w:line="264"/>
+      </w:pPr>
+      <w:r>
+        <w:rPr>
+          <w:rFonts w:ascii="Calibri" w:cs="Calibri" w:eastAsia="Calibri" w:hAnsi="Calibri"/>
+          <w:b/>
+          <w:bCs/>
+          <w:color w:val="1A1A1A"/>
+          <w:sz w:val="21"/>
+          <w:szCs w:val="21"/>
+        </w:rPr>
+        <w:t xml:space="preserve">Por cohorte, no por año. </w:t>
+      </w:r>
+      <w:r>
+        <w:rPr>
+          <w:rFonts w:ascii="Calibri" w:cs="Calibri" w:eastAsia="Calibri" w:hAnsi="Calibri"/>
+          <w:color w:val="1A1A1A"/>
+          <w:sz w:val="21"/>
+          <w:szCs w:val="21"/>
+        </w:rPr>
+        <w:t xml:space="preserve">Una cámara que corre dos o tres cohortes anuales convierte el mismo presupuesto en dos o tres veces el contrato, y así presupuestan sus programas de todos modos.</w:t>
+      </w:r>
+    </w:p>
+    <w:p>
+      <w:pPr>
+        <w:pStyle w:val="ListParagraph"/>
+        <w:numPr>
+          <w:ilvl w:val="0"/>
+          <w:numId w:val="3"/>
+        </w:numPr>
+        <w:spacing w:after="90" w:line="264"/>
+      </w:pPr>
+      <w:r>
+        <w:rPr>
+          <w:rFonts w:ascii="Calibri" w:cs="Calibri" w:eastAsia="Calibri" w:hAnsi="Calibri"/>
+          <w:b/>
+          <w:bCs/>
+          <w:color w:val="1A1A1A"/>
+          <w:sz w:val="21"/>
+          <w:szCs w:val="21"/>
+        </w:rPr>
+        <w:t xml:space="preserve">El editor de contenido, antes del segundo cliente. </w:t>
+      </w:r>
+      <w:r>
+        <w:rPr>
+          <w:rFonts w:ascii="Calibri" w:cs="Calibri" w:eastAsia="Calibri" w:hAnsi="Calibri"/>
+          <w:color w:val="1A1A1A"/>
+          <w:sz w:val="21"/>
+          <w:szCs w:val="21"/>
+        </w:rPr>
+        <w:t xml:space="preserve">A este precio no se puede regalar una implementación de 40 a 150 horas; la cámara tiene que poder cargar su propio programa.</w:t>
+      </w:r>
+    </w:p>
+    <w:p>
+      <w:pPr>
+        <w:pStyle w:val="ListParagraph"/>
+        <w:numPr>
+          <w:ilvl w:val="0"/>
+          <w:numId w:val="3"/>
+        </w:numPr>
+        <w:spacing w:after="90" w:line="264"/>
+      </w:pPr>
+      <w:r>
+        <w:rPr>
+          <w:rFonts w:ascii="Calibri" w:cs="Calibri" w:eastAsia="Calibri" w:hAnsi="Calibri"/>
+          <w:b/>
+          <w:bCs/>
+          <w:color w:val="1A1A1A"/>
+          <w:sz w:val="21"/>
+          <w:szCs w:val="21"/>
+        </w:rPr>
+        <w:t xml:space="preserve">Decisión deliberada de entrada. </w:t>
+      </w:r>
+      <w:r>
+        <w:rPr>
+          <w:rFonts w:ascii="Calibri" w:cs="Calibri" w:eastAsia="Calibri" w:hAnsi="Calibri"/>
+          <w:color w:val="1A1A1A"/>
+          <w:sz w:val="21"/>
+          <w:szCs w:val="21"/>
+        </w:rPr>
+        <w:t xml:space="preserve">A cambio de algo que valga: caso de referencia con permiso escrito para nombrarla ante otras cámaras, carta de recomendación, o el compromiso de una segunda cohorte.</w:t>
+      </w:r>
+    </w:p>
+    <w:p>
+      <w:pPr>
+        <w:pBdr>
+          <w:top w:val="single" w:color="FBEAEA" w:sz="2" w:space="8"/>
+          <w:left w:val="single" w:color="8A1C1C" w:sz="18" w:space="10"/>
+        </w:pBdr>
+        <w:shd w:fill="FBEAEA" w:color="auto" w:val="clear"/>
+        <w:spacing w:after="60" w:before="150" w:line="270"/>
+        <w:ind w:left="150" w:right="150"/>
+      </w:pPr>
+      <w:r>
+        <w:rPr>
+          <w:rFonts w:ascii="Calibri" w:cs="Calibri" w:eastAsia="Calibri" w:hAnsi="Calibri"/>
+          <w:b/>
+          <w:bCs/>
+          <w:color w:val="8A1C1C"/>
+          <w:sz w:val="21"/>
+          <w:szCs w:val="21"/>
+        </w:rPr>
+        <w:t xml:space="preserve">Lo que cuesta de verdad un precio de entrada bajo</w:t>
+      </w:r>
+    </w:p>
+    <w:p>
+      <w:pPr>
+        <w:pBdr>
+          <w:bottom w:val="single" w:color="FBEAEA" w:sz="2" w:space="8"/>
+          <w:left w:val="single" w:color="8A1C1C" w:sz="18" w:space="10"/>
+        </w:pBdr>
+        <w:shd w:fill="FBEAEA" w:color="auto" w:val="clear"/>
+        <w:spacing w:after="180" w:before="0" w:line="270"/>
+        <w:ind w:left="150" w:right="150"/>
+      </w:pPr>
+      <w:r>
+        <w:rPr>
+          <w:rFonts w:ascii="Calibri" w:cs="Calibri" w:eastAsia="Calibri" w:hAnsi="Calibri"/>
+          <w:color w:val="1A1A1A"/>
+          <w:sz w:val="21"/>
+          <w:szCs w:val="21"/>
+        </w:rPr>
+        <w:t xml:space="preserve">El precio unitario fija el techo de todas las renovaciones. De $85.000 no se sube a $190.000 en el año dos: se sube a $95.000, con suerte. Bajar el precio una vez es una concesión que se paga cada año mientras dure la relación; regalar meses de gracia o talleres de implementación se paga una sola vez.</w:t>
       </w:r>
     </w:p>
     <w:p>
@@ -5828,6 +6848,12 @@
   </w:num>
   <w:num w:numId="2">
     <w:abstractNumId w:val="2"/>
+    <w:lvlOverride w:ilvl="0">
+      <w:startOverride w:val="1"/>
+    </w:lvlOverride>
+  </w:num>
+  <w:num w:numId="3">
+    <w:abstractNumId w:val="3"/>
     <w:lvlOverride w:ilvl="0">
       <w:startOverride w:val="1"/>
     </w:lvlOverride>
